--- a/klagomål/A 19278-2025 FSC-klagomål.docx
+++ b/klagomål/A 19278-2025 FSC-klagomål.docx
@@ -1031,7 +1031,7 @@
     <w:r>
       <w:tab/>
       <w:tab/>
-      <w:t>2025-05-03</w:t>
+      <w:t>2025-05-04</w:t>
       <w:br/>
       <w:br/>
     </w:r>

--- a/klagomål/A 19278-2025 FSC-klagomål.docx
+++ b/klagomål/A 19278-2025 FSC-klagomål.docx
@@ -1031,7 +1031,7 @@
     <w:r>
       <w:tab/>
       <w:tab/>
-      <w:t>2025-05-04</w:t>
+      <w:t>2025-05-06</w:t>
       <w:br/>
       <w:br/>
     </w:r>

--- a/klagomål/A 19278-2025 FSC-klagomål.docx
+++ b/klagomål/A 19278-2025 FSC-klagomål.docx
@@ -1031,7 +1031,7 @@
     <w:r>
       <w:tab/>
       <w:tab/>
-      <w:t>2025-05-06</w:t>
+      <w:t>2025-05-07</w:t>
       <w:br/>
       <w:br/>
     </w:r>

--- a/klagomål/A 19278-2025 FSC-klagomål.docx
+++ b/klagomål/A 19278-2025 FSC-klagomål.docx
@@ -1031,7 +1031,7 @@
     <w:r>
       <w:tab/>
       <w:tab/>
-      <w:t>2025-05-07</w:t>
+      <w:t>2025-05-08</w:t>
       <w:br/>
       <w:br/>
     </w:r>

--- a/klagomål/A 19278-2025 FSC-klagomål.docx
+++ b/klagomål/A 19278-2025 FSC-klagomål.docx
@@ -1031,7 +1031,7 @@
     <w:r>
       <w:tab/>
       <w:tab/>
-      <w:t>2025-05-08</w:t>
+      <w:t>2025-05-09</w:t>
       <w:br/>
       <w:br/>
     </w:r>

--- a/klagomål/A 19278-2025 FSC-klagomål.docx
+++ b/klagomål/A 19278-2025 FSC-klagomål.docx
@@ -1031,7 +1031,7 @@
     <w:r>
       <w:tab/>
       <w:tab/>
-      <w:t>2025-05-09</w:t>
+      <w:t>2025-05-10</w:t>
       <w:br/>
       <w:br/>
     </w:r>

--- a/klagomål/A 19278-2025 FSC-klagomål.docx
+++ b/klagomål/A 19278-2025 FSC-klagomål.docx
@@ -1031,7 +1031,7 @@
     <w:r>
       <w:tab/>
       <w:tab/>
-      <w:t>2025-05-10</w:t>
+      <w:t>2025-05-11</w:t>
       <w:br/>
       <w:br/>
     </w:r>

--- a/klagomål/A 19278-2025 FSC-klagomål.docx
+++ b/klagomål/A 19278-2025 FSC-klagomål.docx
@@ -1031,7 +1031,7 @@
     <w:r>
       <w:tab/>
       <w:tab/>
-      <w:t>2025-05-11</w:t>
+      <w:t>2025-05-12</w:t>
       <w:br/>
       <w:br/>
     </w:r>

--- a/klagomål/A 19278-2025 FSC-klagomål.docx
+++ b/klagomål/A 19278-2025 FSC-klagomål.docx
@@ -1031,7 +1031,7 @@
     <w:r>
       <w:tab/>
       <w:tab/>
-      <w:t>2025-05-12</w:t>
+      <w:t>2025-05-13</w:t>
       <w:br/>
       <w:br/>
     </w:r>

--- a/klagomål/A 19278-2025 FSC-klagomål.docx
+++ b/klagomål/A 19278-2025 FSC-klagomål.docx
@@ -1031,7 +1031,7 @@
     <w:r>
       <w:tab/>
       <w:tab/>
-      <w:t>2025-05-13</w:t>
+      <w:t>2025-05-14</w:t>
       <w:br/>
       <w:br/>
     </w:r>

--- a/klagomål/A 19278-2025 FSC-klagomål.docx
+++ b/klagomål/A 19278-2025 FSC-klagomål.docx
@@ -1031,7 +1031,7 @@
     <w:r>
       <w:tab/>
       <w:tab/>
-      <w:t>2025-05-14</w:t>
+      <w:t>2025-05-15</w:t>
       <w:br/>
       <w:br/>
     </w:r>

--- a/klagomål/A 19278-2025 FSC-klagomål.docx
+++ b/klagomål/A 19278-2025 FSC-klagomål.docx
@@ -1031,7 +1031,7 @@
     <w:r>
       <w:tab/>
       <w:tab/>
-      <w:t>2025-05-15</w:t>
+      <w:t>2025-05-16</w:t>
       <w:br/>
       <w:br/>
     </w:r>

--- a/klagomål/A 19278-2025 FSC-klagomål.docx
+++ b/klagomål/A 19278-2025 FSC-klagomål.docx
@@ -1031,7 +1031,7 @@
     <w:r>
       <w:tab/>
       <w:tab/>
-      <w:t>2025-05-16</w:t>
+      <w:t>2025-05-17</w:t>
       <w:br/>
       <w:br/>
     </w:r>

--- a/klagomål/A 19278-2025 FSC-klagomål.docx
+++ b/klagomål/A 19278-2025 FSC-klagomål.docx
@@ -1031,7 +1031,7 @@
     <w:r>
       <w:tab/>
       <w:tab/>
-      <w:t>2025-05-17</w:t>
+      <w:t>2025-05-18</w:t>
       <w:br/>
       <w:br/>
     </w:r>

--- a/klagomål/A 19278-2025 FSC-klagomål.docx
+++ b/klagomål/A 19278-2025 FSC-klagomål.docx
@@ -1031,7 +1031,7 @@
     <w:r>
       <w:tab/>
       <w:tab/>
-      <w:t>2025-05-18</w:t>
+      <w:t>2025-05-19</w:t>
       <w:br/>
       <w:br/>
     </w:r>

--- a/klagomål/A 19278-2025 FSC-klagomål.docx
+++ b/klagomål/A 19278-2025 FSC-klagomål.docx
@@ -1031,7 +1031,7 @@
     <w:r>
       <w:tab/>
       <w:tab/>
-      <w:t>2025-05-19</w:t>
+      <w:t>2025-05-20</w:t>
       <w:br/>
       <w:br/>
     </w:r>

--- a/klagomål/A 19278-2025 FSC-klagomål.docx
+++ b/klagomål/A 19278-2025 FSC-klagomål.docx
@@ -1031,7 +1031,7 @@
     <w:r>
       <w:tab/>
       <w:tab/>
-      <w:t>2025-05-20</w:t>
+      <w:t>2025-05-21</w:t>
       <w:br/>
       <w:br/>
     </w:r>

--- a/klagomål/A 19278-2025 FSC-klagomål.docx
+++ b/klagomål/A 19278-2025 FSC-klagomål.docx
@@ -1031,7 +1031,7 @@
     <w:r>
       <w:tab/>
       <w:tab/>
-      <w:t>2025-05-21</w:t>
+      <w:t>2025-05-22</w:t>
       <w:br/>
       <w:br/>
     </w:r>

--- a/klagomål/A 19278-2025 FSC-klagomål.docx
+++ b/klagomål/A 19278-2025 FSC-klagomål.docx
@@ -1031,7 +1031,7 @@
     <w:r>
       <w:tab/>
       <w:tab/>
-      <w:t>2025-05-22</w:t>
+      <w:t>2025-05-23</w:t>
       <w:br/>
       <w:br/>
     </w:r>

--- a/klagomål/A 19278-2025 FSC-klagomål.docx
+++ b/klagomål/A 19278-2025 FSC-klagomål.docx
@@ -1031,7 +1031,7 @@
     <w:r>
       <w:tab/>
       <w:tab/>
-      <w:t>2025-05-23</w:t>
+      <w:t>2025-05-24</w:t>
       <w:br/>
       <w:br/>
     </w:r>

--- a/klagomål/A 19278-2025 FSC-klagomål.docx
+++ b/klagomål/A 19278-2025 FSC-klagomål.docx
@@ -1031,7 +1031,7 @@
     <w:r>
       <w:tab/>
       <w:tab/>
-      <w:t>2025-05-24</w:t>
+      <w:t>2025-05-25</w:t>
       <w:br/>
       <w:br/>
     </w:r>

--- a/klagomål/A 19278-2025 FSC-klagomål.docx
+++ b/klagomål/A 19278-2025 FSC-klagomål.docx
@@ -1031,7 +1031,7 @@
     <w:r>
       <w:tab/>
       <w:tab/>
-      <w:t>2025-05-25</w:t>
+      <w:t>2025-05-26</w:t>
       <w:br/>
       <w:br/>
     </w:r>

--- a/klagomål/A 19278-2025 FSC-klagomål.docx
+++ b/klagomål/A 19278-2025 FSC-klagomål.docx
@@ -1031,7 +1031,7 @@
     <w:r>
       <w:tab/>
       <w:tab/>
-      <w:t>2025-05-26</w:t>
+      <w:t>2025-05-27</w:t>
       <w:br/>
       <w:br/>
     </w:r>

--- a/klagomål/A 19278-2025 FSC-klagomål.docx
+++ b/klagomål/A 19278-2025 FSC-klagomål.docx
@@ -1031,7 +1031,7 @@
     <w:r>
       <w:tab/>
       <w:tab/>
-      <w:t>2025-05-27</w:t>
+      <w:t>2025-05-30</w:t>
       <w:br/>
       <w:br/>
     </w:r>

--- a/klagomål/A 19278-2025 FSC-klagomål.docx
+++ b/klagomål/A 19278-2025 FSC-klagomål.docx
@@ -1031,7 +1031,7 @@
     <w:r>
       <w:tab/>
       <w:tab/>
-      <w:t>2025-05-30</w:t>
+      <w:t>2025-06-01</w:t>
       <w:br/>
       <w:br/>
     </w:r>

--- a/klagomål/A 19278-2025 FSC-klagomål.docx
+++ b/klagomål/A 19278-2025 FSC-klagomål.docx
@@ -1031,7 +1031,7 @@
     <w:r>
       <w:tab/>
       <w:tab/>
-      <w:t>2025-06-01</w:t>
+      <w:t>2025-06-02</w:t>
       <w:br/>
       <w:br/>
     </w:r>

--- a/klagomål/A 19278-2025 FSC-klagomål.docx
+++ b/klagomål/A 19278-2025 FSC-klagomål.docx
@@ -1031,7 +1031,7 @@
     <w:r>
       <w:tab/>
       <w:tab/>
-      <w:t>2025-06-02</w:t>
+      <w:t>2025-06-03</w:t>
       <w:br/>
       <w:br/>
     </w:r>

--- a/klagomål/A 19278-2025 FSC-klagomål.docx
+++ b/klagomål/A 19278-2025 FSC-klagomål.docx
@@ -1031,7 +1031,7 @@
     <w:r>
       <w:tab/>
       <w:tab/>
-      <w:t>2025-06-03</w:t>
+      <w:t>2025-06-04</w:t>
       <w:br/>
       <w:br/>
     </w:r>

--- a/klagomål/A 19278-2025 FSC-klagomål.docx
+++ b/klagomål/A 19278-2025 FSC-klagomål.docx
@@ -1031,7 +1031,7 @@
     <w:r>
       <w:tab/>
       <w:tab/>
-      <w:t>2025-06-04</w:t>
+      <w:t>2025-06-05</w:t>
       <w:br/>
       <w:br/>
     </w:r>

--- a/klagomål/A 19278-2025 FSC-klagomål.docx
+++ b/klagomål/A 19278-2025 FSC-klagomål.docx
@@ -1031,7 +1031,7 @@
     <w:r>
       <w:tab/>
       <w:tab/>
-      <w:t>2025-06-05</w:t>
+      <w:t>2025-06-13</w:t>
       <w:br/>
       <w:br/>
     </w:r>

--- a/klagomål/A 19278-2025 FSC-klagomål.docx
+++ b/klagomål/A 19278-2025 FSC-klagomål.docx
@@ -1031,7 +1031,7 @@
     <w:r>
       <w:tab/>
       <w:tab/>
-      <w:t>2025-06-13</w:t>
+      <w:t>2025-06-15</w:t>
       <w:br/>
       <w:br/>
     </w:r>

--- a/klagomål/A 19278-2025 FSC-klagomål.docx
+++ b/klagomål/A 19278-2025 FSC-klagomål.docx
@@ -1031,7 +1031,7 @@
     <w:r>
       <w:tab/>
       <w:tab/>
-      <w:t>2025-06-15</w:t>
+      <w:t>2025-06-16</w:t>
       <w:br/>
       <w:br/>
     </w:r>

--- a/klagomål/A 19278-2025 FSC-klagomål.docx
+++ b/klagomål/A 19278-2025 FSC-klagomål.docx
@@ -1031,7 +1031,7 @@
     <w:r>
       <w:tab/>
       <w:tab/>
-      <w:t>2025-06-16</w:t>
+      <w:t>2025-06-17</w:t>
       <w:br/>
       <w:br/>
     </w:r>

--- a/klagomål/A 19278-2025 FSC-klagomål.docx
+++ b/klagomål/A 19278-2025 FSC-klagomål.docx
@@ -1031,7 +1031,7 @@
     <w:r>
       <w:tab/>
       <w:tab/>
-      <w:t>2025-06-17</w:t>
+      <w:t>2025-06-18</w:t>
       <w:br/>
       <w:br/>
     </w:r>

--- a/klagomål/A 19278-2025 FSC-klagomål.docx
+++ b/klagomål/A 19278-2025 FSC-klagomål.docx
@@ -1031,7 +1031,7 @@
     <w:r>
       <w:tab/>
       <w:tab/>
-      <w:t>2025-06-18</w:t>
+      <w:t>2025-06-19</w:t>
       <w:br/>
       <w:br/>
     </w:r>

--- a/klagomål/A 19278-2025 FSC-klagomål.docx
+++ b/klagomål/A 19278-2025 FSC-klagomål.docx
@@ -1031,7 +1031,7 @@
     <w:r>
       <w:tab/>
       <w:tab/>
-      <w:t>2025-06-19</w:t>
+      <w:t>2025-06-20</w:t>
       <w:br/>
       <w:br/>
     </w:r>

--- a/klagomål/A 19278-2025 FSC-klagomål.docx
+++ b/klagomål/A 19278-2025 FSC-klagomål.docx
@@ -1031,7 +1031,7 @@
     <w:r>
       <w:tab/>
       <w:tab/>
-      <w:t>2025-06-20</w:t>
+      <w:t>2025-06-21</w:t>
       <w:br/>
       <w:br/>
     </w:r>

--- a/klagomål/A 19278-2025 FSC-klagomål.docx
+++ b/klagomål/A 19278-2025 FSC-klagomål.docx
@@ -1031,7 +1031,7 @@
     <w:r>
       <w:tab/>
       <w:tab/>
-      <w:t>2025-06-21</w:t>
+      <w:t>2025-06-22</w:t>
       <w:br/>
       <w:br/>
     </w:r>

--- a/klagomål/A 19278-2025 FSC-klagomål.docx
+++ b/klagomål/A 19278-2025 FSC-klagomål.docx
@@ -1031,7 +1031,7 @@
     <w:r>
       <w:tab/>
       <w:tab/>
-      <w:t>2025-06-22</w:t>
+      <w:t>2025-06-23</w:t>
       <w:br/>
       <w:br/>
     </w:r>

--- a/klagomål/A 19278-2025 FSC-klagomål.docx
+++ b/klagomål/A 19278-2025 FSC-klagomål.docx
@@ -1031,7 +1031,7 @@
     <w:r>
       <w:tab/>
       <w:tab/>
-      <w:t>2025-06-23</w:t>
+      <w:t>2025-06-24</w:t>
       <w:br/>
       <w:br/>
     </w:r>

--- a/klagomål/A 19278-2025 FSC-klagomål.docx
+++ b/klagomål/A 19278-2025 FSC-klagomål.docx
@@ -1031,7 +1031,7 @@
     <w:r>
       <w:tab/>
       <w:tab/>
-      <w:t>2025-06-24</w:t>
+      <w:t>2025-06-25</w:t>
       <w:br/>
       <w:br/>
     </w:r>

--- a/klagomål/A 19278-2025 FSC-klagomål.docx
+++ b/klagomål/A 19278-2025 FSC-klagomål.docx
@@ -1031,7 +1031,7 @@
     <w:r>
       <w:tab/>
       <w:tab/>
-      <w:t>2025-06-25</w:t>
+      <w:t>2025-06-26</w:t>
       <w:br/>
       <w:br/>
     </w:r>

--- a/klagomål/A 19278-2025 FSC-klagomål.docx
+++ b/klagomål/A 19278-2025 FSC-klagomål.docx
@@ -1031,7 +1031,7 @@
     <w:r>
       <w:tab/>
       <w:tab/>
-      <w:t>2025-06-26</w:t>
+      <w:t>2025-06-27</w:t>
       <w:br/>
       <w:br/>
     </w:r>

--- a/klagomål/A 19278-2025 FSC-klagomål.docx
+++ b/klagomål/A 19278-2025 FSC-klagomål.docx
@@ -1031,7 +1031,7 @@
     <w:r>
       <w:tab/>
       <w:tab/>
-      <w:t>2025-06-27</w:t>
+      <w:t>2025-06-28</w:t>
       <w:br/>
       <w:br/>
     </w:r>

--- a/klagomål/A 19278-2025 FSC-klagomål.docx
+++ b/klagomål/A 19278-2025 FSC-klagomål.docx
@@ -1031,7 +1031,7 @@
     <w:r>
       <w:tab/>
       <w:tab/>
-      <w:t>2025-06-28</w:t>
+      <w:t>2025-06-29</w:t>
       <w:br/>
       <w:br/>
     </w:r>

--- a/klagomål/A 19278-2025 FSC-klagomål.docx
+++ b/klagomål/A 19278-2025 FSC-klagomål.docx
@@ -1031,7 +1031,7 @@
     <w:r>
       <w:tab/>
       <w:tab/>
-      <w:t>2025-06-29</w:t>
+      <w:t>2025-06-30</w:t>
       <w:br/>
       <w:br/>
     </w:r>

--- a/klagomål/A 19278-2025 FSC-klagomål.docx
+++ b/klagomål/A 19278-2025 FSC-klagomål.docx
@@ -1031,7 +1031,7 @@
     <w:r>
       <w:tab/>
       <w:tab/>
-      <w:t>2025-06-30</w:t>
+      <w:t>2025-07-01</w:t>
       <w:br/>
       <w:br/>
     </w:r>

--- a/klagomål/A 19278-2025 FSC-klagomål.docx
+++ b/klagomål/A 19278-2025 FSC-klagomål.docx
@@ -1031,7 +1031,7 @@
     <w:r>
       <w:tab/>
       <w:tab/>
-      <w:t>2025-07-01</w:t>
+      <w:t>2025-07-02</w:t>
       <w:br/>
       <w:br/>
     </w:r>

--- a/klagomål/A 19278-2025 FSC-klagomål.docx
+++ b/klagomål/A 19278-2025 FSC-klagomål.docx
@@ -1031,7 +1031,7 @@
     <w:r>
       <w:tab/>
       <w:tab/>
-      <w:t>2025-07-02</w:t>
+      <w:t>2025-07-03</w:t>
       <w:br/>
       <w:br/>
     </w:r>

--- a/klagomål/A 19278-2025 FSC-klagomål.docx
+++ b/klagomål/A 19278-2025 FSC-klagomål.docx
@@ -1031,7 +1031,7 @@
     <w:r>
       <w:tab/>
       <w:tab/>
-      <w:t>2025-07-03</w:t>
+      <w:t>2025-07-04</w:t>
       <w:br/>
       <w:br/>
     </w:r>

--- a/klagomål/A 19278-2025 FSC-klagomål.docx
+++ b/klagomål/A 19278-2025 FSC-klagomål.docx
@@ -1031,7 +1031,7 @@
     <w:r>
       <w:tab/>
       <w:tab/>
-      <w:t>2025-07-04</w:t>
+      <w:t>2025-07-05</w:t>
       <w:br/>
       <w:br/>
     </w:r>

--- a/klagomål/A 19278-2025 FSC-klagomål.docx
+++ b/klagomål/A 19278-2025 FSC-klagomål.docx
@@ -1031,7 +1031,7 @@
     <w:r>
       <w:tab/>
       <w:tab/>
-      <w:t>2025-07-05</w:t>
+      <w:t>2025-07-06</w:t>
       <w:br/>
       <w:br/>
     </w:r>

--- a/klagomål/A 19278-2025 FSC-klagomål.docx
+++ b/klagomål/A 19278-2025 FSC-klagomål.docx
@@ -1031,7 +1031,7 @@
     <w:r>
       <w:tab/>
       <w:tab/>
-      <w:t>2025-07-06</w:t>
+      <w:t>2025-07-07</w:t>
       <w:br/>
       <w:br/>
     </w:r>

--- a/klagomål/A 19278-2025 FSC-klagomål.docx
+++ b/klagomål/A 19278-2025 FSC-klagomål.docx
@@ -1031,7 +1031,7 @@
     <w:r>
       <w:tab/>
       <w:tab/>
-      <w:t>2025-07-07</w:t>
+      <w:t>2025-07-08</w:t>
       <w:br/>
       <w:br/>
     </w:r>

--- a/klagomål/A 19278-2025 FSC-klagomål.docx
+++ b/klagomål/A 19278-2025 FSC-klagomål.docx
@@ -276,7 +276,25 @@
         <w:t>Lunglav (NT)</w:t>
       </w:r>
       <w:r>
-        <w:t xml:space="preserve"> är en av vårt lands främsta signalarter som överallt indikerar gamla lövträd, skogsbestånd med höga naturvärden och ekosystem med lång skoglig kontinuitet. Lokalt kan förekomsten vara mycket riklig men den hittas nästan enbart i gamla och ej slutavverkade skogar. Artens samtliga förekomster bör uppmärksammas från naturvårdssynpunkt, då många lokaler även hyser andra ovanliga och rödlistade arter. Rikliga förekomster bör skyddas med biotopskydd, frivilliga avsättningar eller reservat (SLU Artdatabanken, 2024; Nitare &amp; Skogsstyrelsen, 2019).</w:t>
+        <w:t xml:space="preserve"> är en av vårt lands främsta signalarter som överallt indikerar gamla lövträd, skogsbestånd med höga naturvärden och ekosystem med lång skoglig kontinuitet. Lokalt kan förekomsten vara mycket riklig men den hittas nästan enbart i gamla och ej slutavverkade skogar. Artens samtliga förekomster bör uppmärksammas från naturvårdssynpunkt, då många lokaler även hyser andra ovanliga och rödlistade arter. Rikliga förekomster bör skyddas med biotopskydd, frivilliga avsättningar eller reservat. Det finns ett antal sällsynta lavparasiter som växer på lunglav: lunglavsknapp (VU), skrovelmössing (DD), lunglavshårprick (DD), </w:t>
+      </w:r>
+      <w:r>
+        <w:rPr>
+          <w:i/>
+        </w:rPr>
+        <w:t>Calycina alstrupii</w:t>
+      </w:r>
+      <w:r>
+        <w:t xml:space="preserve"> (NA) och </w:t>
+      </w:r>
+      <w:r>
+        <w:rPr>
+          <w:i/>
+        </w:rPr>
+        <w:t>Chalara lobariae</w:t>
+      </w:r>
+      <w:r>
+        <w:t xml:space="preserve"> (NA) (SLU Artdatabanken, 2025; SLU Artdatabanken, 2024; Nitare &amp; Skogsstyrelsen, 2019).</w:t>
       </w:r>
     </w:p>
     <w:p>
@@ -683,7 +701,7 @@
         <w:t>Plectocarpon lichenum</w:t>
       </w:r>
       <w:r>
-        <w:t xml:space="preserve"> (VU). Det finns ytterligare två rödlistade parasiter vilka bara förekommer på lunglav, Skrovelmössing </w:t>
+        <w:t xml:space="preserve"> (VU). Det finns ytterligare ett antal parasiter vilka bara förekommer på lunglav: Skrovelmössing </w:t>
       </w:r>
       <w:r>
         <w:rPr>
@@ -701,7 +719,25 @@
         <w:t>Niesslia lobariae</w:t>
       </w:r>
       <w:r>
-        <w:t xml:space="preserve"> (rödlistad som Kunskapsbrist DD). Skrovelmössing (DD) har små svarta apothecier och bruna, 1-septerade sporer och Lunglavshårprick (DD) har brunhåriga perithecier och färglösa, 1-septerade sporer (SLU Artdatabanken, 2024; Nitare &amp; Skogsstyrelsen, 2019).</w:t>
+        <w:t xml:space="preserve"> (rödlistad som Kunskapsbrist DD). Skrovelmössing (DD) har små svarta apothecier och bruna, 1-septerade sporer och Lunglavshårprick (DD) har brunhåriga perithecier och färglösa, 1-septerade sporer. Nyligen har ytterligare två lavparasiter påträffats i Sverige som växer på lunglav: </w:t>
+      </w:r>
+      <w:r>
+        <w:rPr>
+          <w:i/>
+        </w:rPr>
+        <w:t>Calycina alstrupii</w:t>
+      </w:r>
+      <w:r>
+        <w:t xml:space="preserve"> (NA) och </w:t>
+      </w:r>
+      <w:r>
+        <w:rPr>
+          <w:i/>
+        </w:rPr>
+        <w:t>Chalara lobariae</w:t>
+      </w:r>
+      <w:r>
+        <w:t xml:space="preserve"> (NA) (SLU Artdatabanken, 2025; SLU Artdatabanken, 2024; Nitare &amp; Skogsstyrelsen, 2019).</w:t>
       </w:r>
     </w:p>
     <w:p>
@@ -738,6 +774,20 @@
       </w:r>
       <w:r>
         <w:t>SLU Artdatabanken, Uppsala.</w:t>
+      </w:r>
+    </w:p>
+    <w:p>
+      <w:r>
+        <w:t xml:space="preserve">SLU Artdatabanken, 2025. </w:t>
+      </w:r>
+      <w:r>
+        <w:rPr>
+          <w:i/>
+        </w:rPr>
+        <w:t xml:space="preserve">Över 20 nya lavparasiter för Sverige. </w:t>
+      </w:r>
+      <w:r>
+        <w:t>https://www.slu.se/artdatabanken/arter-och-natur/artiklar/over-20-nya-lavparasiter-for-sverige/</w:t>
       </w:r>
     </w:p>
     <w:p>
@@ -1031,7 +1081,7 @@
     <w:r>
       <w:tab/>
       <w:tab/>
-      <w:t>2025-07-08</w:t>
+      <w:t>2025-07-09</w:t>
       <w:br/>
       <w:br/>
     </w:r>

--- a/klagomål/A 19278-2025 FSC-klagomål.docx
+++ b/klagomål/A 19278-2025 FSC-klagomål.docx
@@ -1081,7 +1081,7 @@
     <w:r>
       <w:tab/>
       <w:tab/>
-      <w:t>2025-07-09</w:t>
+      <w:t>2025-07-11</w:t>
       <w:br/>
       <w:br/>
     </w:r>

--- a/klagomål/A 19278-2025 FSC-klagomål.docx
+++ b/klagomål/A 19278-2025 FSC-klagomål.docx
@@ -1081,7 +1081,7 @@
     <w:r>
       <w:tab/>
       <w:tab/>
-      <w:t>2025-07-11</w:t>
+      <w:t>2025-07-12</w:t>
       <w:br/>
       <w:br/>
     </w:r>

--- a/klagomål/A 19278-2025 FSC-klagomål.docx
+++ b/klagomål/A 19278-2025 FSC-klagomål.docx
@@ -1081,7 +1081,7 @@
     <w:r>
       <w:tab/>
       <w:tab/>
-      <w:t>2025-07-12</w:t>
+      <w:t>2025-07-13</w:t>
       <w:br/>
       <w:br/>
     </w:r>

--- a/klagomål/A 19278-2025 FSC-klagomål.docx
+++ b/klagomål/A 19278-2025 FSC-klagomål.docx
@@ -1081,7 +1081,7 @@
     <w:r>
       <w:tab/>
       <w:tab/>
-      <w:t>2025-07-13</w:t>
+      <w:t>2025-07-14</w:t>
       <w:br/>
       <w:br/>
     </w:r>

--- a/klagomål/A 19278-2025 FSC-klagomål.docx
+++ b/klagomål/A 19278-2025 FSC-klagomål.docx
@@ -1484,7 +1484,7 @@
     <w:r>
       <w:tab/>
       <w:tab/>
-      <w:t>2025-08-06</w:t>
+      <w:t>2025-08-09</w:t>
       <w:br/>
       <w:br/>
     </w:r>

--- a/klagomål/A 19278-2025 FSC-klagomål.docx
+++ b/klagomål/A 19278-2025 FSC-klagomål.docx
@@ -168,7 +168,7 @@
     </w:p>
     <w:p>
       <w:r>
-        <w:t>Detta dokument behandlar höga naturvärden i avverkningsanmälan A 19278-2025 i Ragunda kommun. Denna avverkningsanmälan inkom 2025-04-22 och omfattar 11,8 ha.</w:t>
+        <w:t>Detta dokument behandlar höga naturvärden i avverkningsanmälan A 19278-2025 i Ragunda kommun. Denna avverkningsanmälan inkom 2025-04-22 12:45:48 och omfattar 11,8 ha.</w:t>
       </w:r>
     </w:p>
     <w:p>

--- a/klagomål/A 19278-2025 FSC-klagomål.docx
+++ b/klagomål/A 19278-2025 FSC-klagomål.docx
@@ -1484,7 +1484,7 @@
     <w:r>
       <w:tab/>
       <w:tab/>
-      <w:t>2025-08-09</w:t>
+      <w:t>2025-08-10</w:t>
       <w:br/>
       <w:br/>
     </w:r>

--- a/klagomål/A 19278-2025 FSC-klagomål.docx
+++ b/klagomål/A 19278-2025 FSC-klagomål.docx
@@ -1484,7 +1484,7 @@
     <w:r>
       <w:tab/>
       <w:tab/>
-      <w:t>2025-08-10</w:t>
+      <w:t>2025-08-11</w:t>
       <w:br/>
       <w:br/>
     </w:r>

--- a/klagomål/A 19278-2025 FSC-klagomål.docx
+++ b/klagomål/A 19278-2025 FSC-klagomål.docx
@@ -1484,7 +1484,7 @@
     <w:r>
       <w:tab/>
       <w:tab/>
-      <w:t>2025-08-11</w:t>
+      <w:t>2025-08-12</w:t>
       <w:br/>
       <w:br/>
     </w:r>

--- a/klagomål/A 19278-2025 FSC-klagomål.docx
+++ b/klagomål/A 19278-2025 FSC-klagomål.docx
@@ -1484,7 +1484,7 @@
     <w:r>
       <w:tab/>
       <w:tab/>
-      <w:t>2025-08-12</w:t>
+      <w:t>2025-08-13</w:t>
       <w:br/>
       <w:br/>
     </w:r>

--- a/klagomål/A 19278-2025 FSC-klagomål.docx
+++ b/klagomål/A 19278-2025 FSC-klagomål.docx
@@ -1484,7 +1484,7 @@
     <w:r>
       <w:tab/>
       <w:tab/>
-      <w:t>2025-08-13</w:t>
+      <w:t>2025-08-14</w:t>
       <w:br/>
       <w:br/>
     </w:r>

--- a/klagomål/A 19278-2025 FSC-klagomål.docx
+++ b/klagomål/A 19278-2025 FSC-klagomål.docx
@@ -1484,7 +1484,7 @@
     <w:r>
       <w:tab/>
       <w:tab/>
-      <w:t>2025-08-14</w:t>
+      <w:t>2025-08-15</w:t>
       <w:br/>
       <w:br/>
     </w:r>

--- a/klagomål/A 19278-2025 FSC-klagomål.docx
+++ b/klagomål/A 19278-2025 FSC-klagomål.docx
@@ -1484,7 +1484,7 @@
     <w:r>
       <w:tab/>
       <w:tab/>
-      <w:t>2025-08-15</w:t>
+      <w:t>2025-08-16</w:t>
       <w:br/>
       <w:br/>
     </w:r>

--- a/klagomål/A 19278-2025 FSC-klagomål.docx
+++ b/klagomål/A 19278-2025 FSC-klagomål.docx
@@ -1484,7 +1484,7 @@
     <w:r>
       <w:tab/>
       <w:tab/>
-      <w:t>2025-08-16</w:t>
+      <w:t>2025-08-17</w:t>
       <w:br/>
       <w:br/>
     </w:r>

--- a/klagomål/A 19278-2025 FSC-klagomål.docx
+++ b/klagomål/A 19278-2025 FSC-klagomål.docx
@@ -1484,7 +1484,7 @@
     <w:r>
       <w:tab/>
       <w:tab/>
-      <w:t>2025-08-17</w:t>
+      <w:t>2025-08-18</w:t>
       <w:br/>
       <w:br/>
     </w:r>

--- a/klagomål/A 19278-2025 FSC-klagomål.docx
+++ b/klagomål/A 19278-2025 FSC-klagomål.docx
@@ -1484,7 +1484,7 @@
     <w:r>
       <w:tab/>
       <w:tab/>
-      <w:t>2025-08-18</w:t>
+      <w:t>2025-08-19</w:t>
       <w:br/>
       <w:br/>
     </w:r>

--- a/klagomål/A 19278-2025 FSC-klagomål.docx
+++ b/klagomål/A 19278-2025 FSC-klagomål.docx
@@ -1484,7 +1484,7 @@
     <w:r>
       <w:tab/>
       <w:tab/>
-      <w:t>2025-08-19</w:t>
+      <w:t>2025-08-20</w:t>
       <w:br/>
       <w:br/>
     </w:r>

--- a/klagomål/A 19278-2025 FSC-klagomål.docx
+++ b/klagomål/A 19278-2025 FSC-klagomål.docx
@@ -1484,7 +1484,7 @@
     <w:r>
       <w:tab/>
       <w:tab/>
-      <w:t>2025-08-20</w:t>
+      <w:t>2025-08-21</w:t>
       <w:br/>
       <w:br/>
     </w:r>

--- a/klagomål/A 19278-2025 FSC-klagomål.docx
+++ b/klagomål/A 19278-2025 FSC-klagomål.docx
@@ -1484,7 +1484,7 @@
     <w:r>
       <w:tab/>
       <w:tab/>
-      <w:t>2025-08-21</w:t>
+      <w:t>2025-08-22</w:t>
       <w:br/>
       <w:br/>
     </w:r>

--- a/klagomål/A 19278-2025 FSC-klagomål.docx
+++ b/klagomål/A 19278-2025 FSC-klagomål.docx
@@ -1484,7 +1484,7 @@
     <w:r>
       <w:tab/>
       <w:tab/>
-      <w:t>2025-08-22</w:t>
+      <w:t>2025-08-23</w:t>
       <w:br/>
       <w:br/>
     </w:r>

--- a/klagomål/A 19278-2025 FSC-klagomål.docx
+++ b/klagomål/A 19278-2025 FSC-klagomål.docx
@@ -1484,7 +1484,7 @@
     <w:r>
       <w:tab/>
       <w:tab/>
-      <w:t>2025-08-23</w:t>
+      <w:t>2025-08-24</w:t>
       <w:br/>
       <w:br/>
     </w:r>

--- a/klagomål/A 19278-2025 FSC-klagomål.docx
+++ b/klagomål/A 19278-2025 FSC-klagomål.docx
@@ -1484,7 +1484,7 @@
     <w:r>
       <w:tab/>
       <w:tab/>
-      <w:t>2025-08-24</w:t>
+      <w:t>2025-08-25</w:t>
       <w:br/>
       <w:br/>
     </w:r>

--- a/klagomål/A 19278-2025 FSC-klagomål.docx
+++ b/klagomål/A 19278-2025 FSC-klagomål.docx
@@ -1484,7 +1484,7 @@
     <w:r>
       <w:tab/>
       <w:tab/>
-      <w:t>2025-08-25</w:t>
+      <w:t>2025-08-26</w:t>
       <w:br/>
       <w:br/>
     </w:r>

--- a/klagomål/A 19278-2025 FSC-klagomål.docx
+++ b/klagomål/A 19278-2025 FSC-klagomål.docx
@@ -1484,7 +1484,7 @@
     <w:r>
       <w:tab/>
       <w:tab/>
-      <w:t>2025-08-26</w:t>
+      <w:t>2025-08-30</w:t>
       <w:br/>
       <w:br/>
     </w:r>

--- a/klagomål/A 19278-2025 FSC-klagomål.docx
+++ b/klagomål/A 19278-2025 FSC-klagomål.docx
@@ -1484,7 +1484,7 @@
     <w:r>
       <w:tab/>
       <w:tab/>
-      <w:t>2025-08-30</w:t>
+      <w:t>2025-08-31</w:t>
       <w:br/>
       <w:br/>
     </w:r>

--- a/klagomål/A 19278-2025 FSC-klagomål.docx
+++ b/klagomål/A 19278-2025 FSC-klagomål.docx
@@ -1484,7 +1484,7 @@
     <w:r>
       <w:tab/>
       <w:tab/>
-      <w:t>2025-08-31</w:t>
+      <w:t>2025-09-01</w:t>
       <w:br/>
       <w:br/>
     </w:r>

--- a/klagomål/A 19278-2025 FSC-klagomål.docx
+++ b/klagomål/A 19278-2025 FSC-klagomål.docx
@@ -1484,7 +1484,7 @@
     <w:r>
       <w:tab/>
       <w:tab/>
-      <w:t>2025-09-01</w:t>
+      <w:t>2025-09-04</w:t>
       <w:br/>
       <w:br/>
     </w:r>

--- a/klagomål/A 19278-2025 FSC-klagomål.docx
+++ b/klagomål/A 19278-2025 FSC-klagomål.docx
@@ -1484,7 +1484,7 @@
     <w:r>
       <w:tab/>
       <w:tab/>
-      <w:t>2025-09-04</w:t>
+      <w:t>2025-09-05</w:t>
       <w:br/>
       <w:br/>
     </w:r>

--- a/klagomål/A 19278-2025 FSC-klagomål.docx
+++ b/klagomål/A 19278-2025 FSC-klagomål.docx
@@ -1484,7 +1484,7 @@
     <w:r>
       <w:tab/>
       <w:tab/>
-      <w:t>2025-09-05</w:t>
+      <w:t>2025-09-07</w:t>
       <w:br/>
       <w:br/>
     </w:r>

--- a/klagomål/A 19278-2025 FSC-klagomål.docx
+++ b/klagomål/A 19278-2025 FSC-klagomål.docx
@@ -1484,7 +1484,7 @@
     <w:r>
       <w:tab/>
       <w:tab/>
-      <w:t>2025-09-07</w:t>
+      <w:t>2025-09-08</w:t>
       <w:br/>
       <w:br/>
     </w:r>

--- a/klagomål/A 19278-2025 FSC-klagomål.docx
+++ b/klagomål/A 19278-2025 FSC-klagomål.docx
@@ -1484,7 +1484,7 @@
     <w:r>
       <w:tab/>
       <w:tab/>
-      <w:t>2025-09-08</w:t>
+      <w:t>2025-09-10</w:t>
       <w:br/>
       <w:br/>
     </w:r>

--- a/klagomål/A 19278-2025 FSC-klagomål.docx
+++ b/klagomål/A 19278-2025 FSC-klagomål.docx
@@ -1484,7 +1484,7 @@
     <w:r>
       <w:tab/>
       <w:tab/>
-      <w:t>2025-09-10</w:t>
+      <w:t>2025-09-11</w:t>
       <w:br/>
       <w:br/>
     </w:r>

--- a/klagomål/A 19278-2025 FSC-klagomål.docx
+++ b/klagomål/A 19278-2025 FSC-klagomål.docx
@@ -1484,7 +1484,7 @@
     <w:r>
       <w:tab/>
       <w:tab/>
-      <w:t>2025-09-11</w:t>
+      <w:t>2025-09-12</w:t>
       <w:br/>
       <w:br/>
     </w:r>

--- a/klagomål/A 19278-2025 FSC-klagomål.docx
+++ b/klagomål/A 19278-2025 FSC-klagomål.docx
@@ -1484,7 +1484,7 @@
     <w:r>
       <w:tab/>
       <w:tab/>
-      <w:t>2025-09-12</w:t>
+      <w:t>2025-09-13</w:t>
       <w:br/>
       <w:br/>
     </w:r>

--- a/klagomål/A 19278-2025 FSC-klagomål.docx
+++ b/klagomål/A 19278-2025 FSC-klagomål.docx
@@ -1484,7 +1484,7 @@
     <w:r>
       <w:tab/>
       <w:tab/>
-      <w:t>2025-09-13</w:t>
+      <w:t>2025-09-14</w:t>
       <w:br/>
       <w:br/>
     </w:r>

--- a/klagomål/A 19278-2025 FSC-klagomål.docx
+++ b/klagomål/A 19278-2025 FSC-klagomål.docx
@@ -372,7 +372,25 @@
         <w:t>Knärot (VU, §8)</w:t>
       </w:r>
       <w:r>
-        <w:t xml:space="preserve"> är rödlistad som sårbar och fridlyst enligt 8§ artskyddsförordningen. En nyligen genomförd analys av 79 floraväktarlokaler indikerar att det behövs någonstans mellan 100 och 150 meters skyddszon för att en knärotspopulation inte ska dö ut på lång sikt (Sebestyén &amp; Sundberg, 2025). Detta ligger väl i linje med tidigare genomförda studier som visar att det krävs väl tilltagna buffertzoner för att knäroten inte ska ta skada av skogsbruksåtgärder i intilliggande skog (Johnson, 2014; Koelmeijer m.fl., 2022; Skogsstyrelsen, 2022). Arten är även känslig för gallring vilket framgår av Skogsstyrelsens egen vägledning för hänsyn till knärot (Skogsstyrelsen, 2022). För rika förekomster av knärot är reservatsbildning eller biotopskydd lämpliga åtgärder för att skydda den (SLU Artdatabanken, 2024).</w:t>
+        <w:t xml:space="preserve"> är rödlistad som sårbar och fridlyst enligt 8§ artskyddsförordningen. En nyligen genomförd analys av 79 floraväktarlokaler indikerar att det behövs någonstans mellan 100 och 150 meters skyddszon för att en knärotspopulation inte ska dö ut på lång sikt (Sebestyén &amp; Sundberg, 2025). Detta ligger väl i linje med tidigare genomförda studier som visar att det krävs väl tilltagna buffertzoner för att knäroten inte ska ta skada av skogsbruksåtgärder i intilliggande skog (Johnson, 2014; Koelmeijer m.fl., 2022; Skogsstyrelsen, 2022). Arten är även känslig för gallring vilket framgår av Skogsstyrelsens egen vägledning för hänsyn till knärot (Skogsstyrelsen, 2022). För rika förekomster av knärot är reservatsbildning eller biotopskydd lämpliga åtgärder för att skydda den. På knärot kan den sällsynta rostsvampen </w:t>
+      </w:r>
+      <w:r>
+        <w:rPr>
+          <w:i/>
+        </w:rPr>
+        <w:t>Pucciniastrum goodyerae</w:t>
+      </w:r>
+      <w:r>
+        <w:t xml:space="preserve"> påträffas. </w:t>
+      </w:r>
+      <w:r>
+        <w:rPr>
+          <w:i/>
+        </w:rPr>
+        <w:t>Pucciniastrum goodyerae</w:t>
+      </w:r>
+      <w:r>
+        <w:t xml:space="preserve"> är klassad som NE (ej bedömd) i rödlistan(SLU Artdatabanken, 2024).</w:t>
       </w:r>
     </w:p>
     <w:p>
@@ -1484,7 +1502,7 @@
     <w:r>
       <w:tab/>
       <w:tab/>
-      <w:t>2025-09-14</w:t>
+      <w:t>2025-09-15</w:t>
       <w:br/>
       <w:br/>
     </w:r>

--- a/klagomål/A 19278-2025 FSC-klagomål.docx
+++ b/klagomål/A 19278-2025 FSC-klagomål.docx
@@ -1502,7 +1502,7 @@
     <w:r>
       <w:tab/>
       <w:tab/>
-      <w:t>2025-09-15</w:t>
+      <w:t>2025-09-16</w:t>
       <w:br/>
       <w:br/>
     </w:r>

--- a/klagomål/A 19278-2025 FSC-klagomål.docx
+++ b/klagomål/A 19278-2025 FSC-klagomål.docx
@@ -1502,7 +1502,7 @@
     <w:r>
       <w:tab/>
       <w:tab/>
-      <w:t>2025-09-16</w:t>
+      <w:t>2025-09-17</w:t>
       <w:br/>
       <w:br/>
     </w:r>

--- a/klagomål/A 19278-2025 FSC-klagomål.docx
+++ b/klagomål/A 19278-2025 FSC-klagomål.docx
@@ -1502,7 +1502,7 @@
     <w:r>
       <w:tab/>
       <w:tab/>
-      <w:t>2025-09-17</w:t>
+      <w:t>2025-09-18</w:t>
       <w:br/>
       <w:br/>
     </w:r>

--- a/klagomål/A 19278-2025 FSC-klagomål.docx
+++ b/klagomål/A 19278-2025 FSC-klagomål.docx
@@ -1502,7 +1502,7 @@
     <w:r>
       <w:tab/>
       <w:tab/>
-      <w:t>2025-09-18</w:t>
+      <w:t>2025-09-22</w:t>
       <w:br/>
       <w:br/>
     </w:r>

--- a/klagomål/A 19278-2025 FSC-klagomål.docx
+++ b/klagomål/A 19278-2025 FSC-klagomål.docx
@@ -1502,7 +1502,7 @@
     <w:r>
       <w:tab/>
       <w:tab/>
-      <w:t>2025-09-22</w:t>
+      <w:t>2025-09-23</w:t>
       <w:br/>
       <w:br/>
     </w:r>

--- a/klagomål/A 19278-2025 FSC-klagomål.docx
+++ b/klagomål/A 19278-2025 FSC-klagomål.docx
@@ -1502,7 +1502,7 @@
     <w:r>
       <w:tab/>
       <w:tab/>
-      <w:t>2025-09-23</w:t>
+      <w:t>2025-09-24</w:t>
       <w:br/>
       <w:br/>
     </w:r>

--- a/klagomål/A 19278-2025 FSC-klagomål.docx
+++ b/klagomål/A 19278-2025 FSC-klagomål.docx
@@ -1502,7 +1502,7 @@
     <w:r>
       <w:tab/>
       <w:tab/>
-      <w:t>2025-09-24</w:t>
+      <w:t>2025-09-25</w:t>
       <w:br/>
       <w:br/>
     </w:r>

--- a/klagomål/A 19278-2025 FSC-klagomål.docx
+++ b/klagomål/A 19278-2025 FSC-klagomål.docx
@@ -1502,7 +1502,7 @@
     <w:r>
       <w:tab/>
       <w:tab/>
-      <w:t>2025-09-25</w:t>
+      <w:t>2025-09-26</w:t>
       <w:br/>
       <w:br/>
     </w:r>

--- a/klagomål/A 19278-2025 FSC-klagomål.docx
+++ b/klagomål/A 19278-2025 FSC-klagomål.docx
@@ -1502,7 +1502,7 @@
     <w:r>
       <w:tab/>
       <w:tab/>
-      <w:t>2025-09-26</w:t>
+      <w:t>2025-09-27</w:t>
       <w:br/>
       <w:br/>
     </w:r>

--- a/klagomål/A 19278-2025 FSC-klagomål.docx
+++ b/klagomål/A 19278-2025 FSC-klagomål.docx
@@ -1502,7 +1502,7 @@
     <w:r>
       <w:tab/>
       <w:tab/>
-      <w:t>2025-09-27</w:t>
+      <w:t>2025-09-28</w:t>
       <w:br/>
       <w:br/>
     </w:r>

--- a/klagomål/A 19278-2025 FSC-klagomål.docx
+++ b/klagomål/A 19278-2025 FSC-klagomål.docx
@@ -1502,7 +1502,7 @@
     <w:r>
       <w:tab/>
       <w:tab/>
-      <w:t>2025-09-28</w:t>
+      <w:t>2025-09-29</w:t>
       <w:br/>
       <w:br/>
     </w:r>

--- a/klagomål/A 19278-2025 FSC-klagomål.docx
+++ b/klagomål/A 19278-2025 FSC-klagomål.docx
@@ -1502,7 +1502,7 @@
     <w:r>
       <w:tab/>
       <w:tab/>
-      <w:t>2025-09-29</w:t>
+      <w:t>2025-09-30</w:t>
       <w:br/>
       <w:br/>
     </w:r>

--- a/klagomål/A 19278-2025 FSC-klagomål.docx
+++ b/klagomål/A 19278-2025 FSC-klagomål.docx
@@ -1502,7 +1502,7 @@
     <w:r>
       <w:tab/>
       <w:tab/>
-      <w:t>2025-09-30</w:t>
+      <w:t>2025-10-01</w:t>
       <w:br/>
       <w:br/>
     </w:r>

--- a/klagomål/A 19278-2025 FSC-klagomål.docx
+++ b/klagomål/A 19278-2025 FSC-klagomål.docx
@@ -1502,7 +1502,7 @@
     <w:r>
       <w:tab/>
       <w:tab/>
-      <w:t>2025-10-01</w:t>
+      <w:t>2025-10-02</w:t>
       <w:br/>
       <w:br/>
     </w:r>

--- a/klagomål/A 19278-2025 FSC-klagomål.docx
+++ b/klagomål/A 19278-2025 FSC-klagomål.docx
@@ -1502,7 +1502,7 @@
     <w:r>
       <w:tab/>
       <w:tab/>
-      <w:t>2025-10-02</w:t>
+      <w:t>2025-10-03</w:t>
       <w:br/>
       <w:br/>
     </w:r>

--- a/klagomål/A 19278-2025 FSC-klagomål.docx
+++ b/klagomål/A 19278-2025 FSC-klagomål.docx
@@ -1502,7 +1502,7 @@
     <w:r>
       <w:tab/>
       <w:tab/>
-      <w:t>2025-10-03</w:t>
+      <w:t>2025-10-04</w:t>
       <w:br/>
       <w:br/>
     </w:r>

--- a/klagomål/A 19278-2025 FSC-klagomål.docx
+++ b/klagomål/A 19278-2025 FSC-klagomål.docx
@@ -1502,7 +1502,7 @@
     <w:r>
       <w:tab/>
       <w:tab/>
-      <w:t>2025-10-04</w:t>
+      <w:t>2025-10-05</w:t>
       <w:br/>
       <w:br/>
     </w:r>

--- a/klagomål/A 19278-2025 FSC-klagomål.docx
+++ b/klagomål/A 19278-2025 FSC-klagomål.docx
@@ -1502,7 +1502,7 @@
     <w:r>
       <w:tab/>
       <w:tab/>
-      <w:t>2025-10-05</w:t>
+      <w:t>2025-10-06</w:t>
       <w:br/>
       <w:br/>
     </w:r>

--- a/klagomål/A 19278-2025 FSC-klagomål.docx
+++ b/klagomål/A 19278-2025 FSC-klagomål.docx
@@ -1502,7 +1502,7 @@
     <w:r>
       <w:tab/>
       <w:tab/>
-      <w:t>2025-10-06</w:t>
+      <w:t>2025-10-07</w:t>
       <w:br/>
       <w:br/>
     </w:r>

--- a/klagomål/A 19278-2025 FSC-klagomål.docx
+++ b/klagomål/A 19278-2025 FSC-klagomål.docx
@@ -1502,7 +1502,7 @@
     <w:r>
       <w:tab/>
       <w:tab/>
-      <w:t>2025-10-07</w:t>
+      <w:t>2025-10-08</w:t>
       <w:br/>
       <w:br/>
     </w:r>

--- a/klagomål/A 19278-2025 FSC-klagomål.docx
+++ b/klagomål/A 19278-2025 FSC-klagomål.docx
@@ -1502,7 +1502,7 @@
     <w:r>
       <w:tab/>
       <w:tab/>
-      <w:t>2025-10-08</w:t>
+      <w:t>2025-10-09</w:t>
       <w:br/>
       <w:br/>
     </w:r>

--- a/klagomål/A 19278-2025 FSC-klagomål.docx
+++ b/klagomål/A 19278-2025 FSC-klagomål.docx
@@ -1502,7 +1502,7 @@
     <w:r>
       <w:tab/>
       <w:tab/>
-      <w:t>2025-10-09</w:t>
+      <w:t>2025-10-10</w:t>
       <w:br/>
       <w:br/>
     </w:r>

--- a/klagomål/A 19278-2025 FSC-klagomål.docx
+++ b/klagomål/A 19278-2025 FSC-klagomål.docx
@@ -1502,7 +1502,7 @@
     <w:r>
       <w:tab/>
       <w:tab/>
-      <w:t>2025-10-10</w:t>
+      <w:t>2025-10-11</w:t>
       <w:br/>
       <w:br/>
     </w:r>

--- a/klagomål/A 19278-2025 FSC-klagomål.docx
+++ b/klagomål/A 19278-2025 FSC-klagomål.docx
@@ -1502,7 +1502,7 @@
     <w:r>
       <w:tab/>
       <w:tab/>
-      <w:t>2025-10-16</w:t>
+      <w:t>2025-10-17</w:t>
       <w:br/>
       <w:br/>
     </w:r>

--- a/klagomål/A 19278-2025 FSC-klagomål.docx
+++ b/klagomål/A 19278-2025 FSC-klagomål.docx
@@ -1502,7 +1502,7 @@
     <w:r>
       <w:tab/>
       <w:tab/>
-      <w:t>2025-10-17</w:t>
+      <w:t>2025-10-18</w:t>
       <w:br/>
       <w:br/>
     </w:r>

--- a/klagomål/A 19278-2025 FSC-klagomål.docx
+++ b/klagomål/A 19278-2025 FSC-klagomål.docx
@@ -1502,7 +1502,7 @@
     <w:r>
       <w:tab/>
       <w:tab/>
-      <w:t>2025-10-18</w:t>
+      <w:t>2025-10-19</w:t>
       <w:br/>
       <w:br/>
     </w:r>

--- a/klagomål/A 19278-2025 FSC-klagomål.docx
+++ b/klagomål/A 19278-2025 FSC-klagomål.docx
@@ -1502,7 +1502,7 @@
     <w:r>
       <w:tab/>
       <w:tab/>
-      <w:t>2025-10-19</w:t>
+      <w:t>2025-10-20</w:t>
       <w:br/>
       <w:br/>
     </w:r>

--- a/klagomål/A 19278-2025 FSC-klagomål.docx
+++ b/klagomål/A 19278-2025 FSC-klagomål.docx
@@ -1502,7 +1502,7 @@
     <w:r>
       <w:tab/>
       <w:tab/>
-      <w:t>2025-10-20</w:t>
+      <w:t>2025-10-21</w:t>
       <w:br/>
       <w:br/>
     </w:r>

--- a/klagomål/A 19278-2025 FSC-klagomål.docx
+++ b/klagomål/A 19278-2025 FSC-klagomål.docx
@@ -390,7 +390,7 @@
         <w:t>Pucciniastrum goodyerae</w:t>
       </w:r>
       <w:r>
-        <w:t xml:space="preserve"> är klassad som NE (ej bedömd) i rödlistan(SLU Artdatabanken, 2024).</w:t>
+        <w:t xml:space="preserve"> är klassad som NE (ej bedömd) i rödlistan (SLU Artdatabanken, 2024).</w:t>
       </w:r>
     </w:p>
     <w:p>
@@ -1502,7 +1502,7 @@
     <w:r>
       <w:tab/>
       <w:tab/>
-      <w:t>2025-10-21</w:t>
+      <w:t>2025-10-22</w:t>
       <w:br/>
       <w:br/>
     </w:r>

--- a/klagomål/A 19278-2025 FSC-klagomål.docx
+++ b/klagomål/A 19278-2025 FSC-klagomål.docx
@@ -1502,7 +1502,7 @@
     <w:r>
       <w:tab/>
       <w:tab/>
-      <w:t>2025-10-22</w:t>
+      <w:t>2025-10-23</w:t>
       <w:br/>
       <w:br/>
     </w:r>

--- a/klagomål/A 19278-2025 FSC-klagomål.docx
+++ b/klagomål/A 19278-2025 FSC-klagomål.docx
@@ -1502,7 +1502,7 @@
     <w:r>
       <w:tab/>
       <w:tab/>
-      <w:t>2025-10-23</w:t>
+      <w:t>2025-10-24</w:t>
       <w:br/>
       <w:br/>
     </w:r>

--- a/klagomål/A 19278-2025 FSC-klagomål.docx
+++ b/klagomål/A 19278-2025 FSC-klagomål.docx
@@ -1502,7 +1502,7 @@
     <w:r>
       <w:tab/>
       <w:tab/>
-      <w:t>2025-10-24</w:t>
+      <w:t>2025-10-25</w:t>
       <w:br/>
       <w:br/>
     </w:r>

--- a/klagomål/A 19278-2025 FSC-klagomål.docx
+++ b/klagomål/A 19278-2025 FSC-klagomål.docx
@@ -1502,7 +1502,7 @@
     <w:r>
       <w:tab/>
       <w:tab/>
-      <w:t>2025-10-25</w:t>
+      <w:t>2025-10-26</w:t>
       <w:br/>
       <w:br/>
     </w:r>

--- a/klagomål/A 19278-2025 FSC-klagomål.docx
+++ b/klagomål/A 19278-2025 FSC-klagomål.docx
@@ -1502,7 +1502,7 @@
     <w:r>
       <w:tab/>
       <w:tab/>
-      <w:t>2025-10-26</w:t>
+      <w:t>2025-10-27</w:t>
       <w:br/>
       <w:br/>
     </w:r>

--- a/klagomål/A 19278-2025 FSC-klagomål.docx
+++ b/klagomål/A 19278-2025 FSC-klagomål.docx
@@ -1502,7 +1502,7 @@
     <w:r>
       <w:tab/>
       <w:tab/>
-      <w:t>2025-10-27</w:t>
+      <w:t>2025-10-28</w:t>
       <w:br/>
       <w:br/>
     </w:r>

--- a/klagomål/A 19278-2025 FSC-klagomål.docx
+++ b/klagomål/A 19278-2025 FSC-klagomål.docx
@@ -1502,7 +1502,7 @@
     <w:r>
       <w:tab/>
       <w:tab/>
-      <w:t>2025-10-28</w:t>
+      <w:t>2025-10-29</w:t>
       <w:br/>
       <w:br/>
     </w:r>

--- a/klagomål/A 19278-2025 FSC-klagomål.docx
+++ b/klagomål/A 19278-2025 FSC-klagomål.docx
@@ -1502,7 +1502,7 @@
     <w:r>
       <w:tab/>
       <w:tab/>
-      <w:t>2025-10-29</w:t>
+      <w:t>2025-10-30</w:t>
       <w:br/>
       <w:br/>
     </w:r>

--- a/klagomål/A 19278-2025 FSC-klagomål.docx
+++ b/klagomål/A 19278-2025 FSC-klagomål.docx
@@ -1502,7 +1502,7 @@
     <w:r>
       <w:tab/>
       <w:tab/>
-      <w:t>2025-10-30</w:t>
+      <w:t>2025-10-31</w:t>
       <w:br/>
       <w:br/>
     </w:r>

--- a/klagomål/A 19278-2025 FSC-klagomål.docx
+++ b/klagomål/A 19278-2025 FSC-klagomål.docx
@@ -191,7 +191,7 @@
     </w:p>
     <w:p>
       <w:r>
-        <w:t>I avverkningsanmälan har följande 9 naturvårdsarter hittats: knärot (VU, §8), garnlav (NT), granticka (NT), lunglav (NT), talltita (NT, §4), tretåig hackspett (NT, §4), ullticka (NT), norrlandslav (S) och skinnlav (S). Av dessa är 7 rödlistade. För rödlistade arter har rödlistekategorin angivits inom parentes. Arter som är signalarter enligt Skogsstyrelsen har markerats med (S). För fridlysta arter anges även paragrafen i Artskyddsförordningen som arten är fridlyst enligt.</w:t>
+        <w:t>I avverkningsanmälan har följande 13 naturvårdsarter hittats: knärot (VU, §8), garnlav (NT), granticka (NT), järpe (NT, §4), lunglav (NT), spillkråka (NT, §4), talltita (NT, §4), tretåig hackspett (NT, §4), ullticka (NT), norrlandslav (S), skinnlav (S), lavskrika (§4) och orre (§4). Av dessa är 9 rödlistade. För rödlistade arter har rödlistekategorin angivits inom parentes. Arter som är signalarter enligt Skogsstyrelsen har markerats med (S). För fridlysta arter anges även paragrafen i Artskyddsförordningen som arten är fridlyst enligt.</w:t>
       </w:r>
     </w:p>
     <w:p>
@@ -347,7 +347,7 @@
     </w:p>
     <w:p>
       <w:r>
-        <w:t>Följande fridlysta arter har sina livsmiljöer och växtplatser i den avverkningsanmälda skogen: knärot (VU, §8), talltita (NT, §4) och tretåig hackspett (NT, §4).</w:t>
+        <w:t>Följande fridlysta arter har sina livsmiljöer och växtplatser i den avverkningsanmälda skogen: knärot (VU, §8), järpe (NT, §4), spillkråka (NT, §4), talltita (NT, §4), tretåig hackspett (NT, §4), lavskrika (§4) och orre (§4).</w:t>
       </w:r>
     </w:p>
     <w:p>
@@ -362,6 +362,17 @@
       </w:r>
       <w:r>
         <w:t>(artikel 1). Vidare att de åtgärder som vidtas inte får leda till en försämring av den nuvarande situationen beträffande bevarandet av de fågelarter som avses i artikel 1 (artikel 13). Fågeldirektivet är styrande för tillsynsansvariga myndigheters ärendehantering, ställningstaganden och beslutsfattande.</w:t>
+      </w:r>
+    </w:p>
+    <w:p>
+      <w:r>
+        <w:rPr>
+          <w:b/>
+        </w:rPr>
+        <w:t>Järpe (NT, §4)</w:t>
+      </w:r>
+      <w:r>
+        <w:t>, rödlistad som nära hotad och prioriterad art i Skogsvårdslagen har häckningsrevir i avverkningsanmälan. Arten har minskat med 25 (10–40) % under de senaste 12 åren och är mycket stationär inom sitt revir som är minst 25 hektar stort. Dess livsmiljöer utgörs av tät barrskog med inblandning av lövträd och en väl utvecklad flerskiktad struktur med bärris och yngre eller undertryckta, täta granar i ett lägre skikt, ofta utmed bäckar och åar inne i den skyddande granskogen. Järpen överlever inte om dess livsmiljö kalavverkas och är även känslig för röjning, gallring och avverkning där unga granar och lövträd inte sparas i tillräcklig omfattning (SLU Artdatabanken, 2022).</w:t>
       </w:r>
     </w:p>
     <w:p>
@@ -455,6 +466,28 @@
         <w:rPr>
           <w:b/>
         </w:rPr>
+        <w:t>Lavskrika (§4)</w:t>
+      </w:r>
+      <w:r>
+        <w:t>, prioriterad art i Skogsvårdslagen, är en mycket stationär fågel, som häckar i äldre, slutna och hänglavsrika barrskogar. Reviren är livslånga med hemområden som varierar mellan 50 och 150 ha. Inom ett revir av hög kvalitet finns det som regel ett eller flera kärnområden (1–20 ha) med relativt tät flerskiktad granskog. Arten missgynnas när flerskiktad skog omförs till enskiktade bestånd och även röjning och hård gallring är starkt negativt. Lavskrikan har relativt stora hemområden och försvinner när den äldre skogen fragmenteras, särskilt allvarligt är när kärnområdena avverkas. (Skogsstyrelsen 2016). Populationen har minskat med 20–40 % de senaste 30 åren. Arten försvinner successivt framför allt vid dess utbredningsgränser (SLU Artdatabanken, 2021).</w:t>
+      </w:r>
+    </w:p>
+    <w:p>
+      <w:r>
+        <w:rPr>
+          <w:b/>
+        </w:rPr>
+        <w:t>Spillkråka (NT, §4)</w:t>
+      </w:r>
+      <w:r>
+        <w:t xml:space="preserve"> är rödlistad som nära hotad och ingår i bilaga 1 i EU:s fågeldirektiv. Den minskar i population på grund av minskad tillgång på lämpliga bo- och födoträd och minskad födotillgång. Spillkråkans minskningstakt har uppgått till 19 (24–10) % under de senaste 15 åren. Minskningstakten för den svenska populationen bedöms vara nära gränsvärdet för Sårbar (VU) (A2bc). Skogsbruk med korta omloppstider och täta, homogena ungskogar utgör det största hotet, (SLU Artdatabanken, 2023).</w:t>
+      </w:r>
+    </w:p>
+    <w:p>
+      <w:r>
+        <w:rPr>
+          <w:b/>
+        </w:rPr>
         <w:t>Talltita (NT, §4)</w:t>
       </w:r>
       <w:r>
@@ -583,7 +616,7 @@
         <w:rPr>
           <w:i/>
         </w:rPr>
-        <w:t>I det avverkningsanmälda skogsområdet har 9 naturvårdsarter varav 7 rödlistade arter sina livsmiljöer och växtplatser.</w:t>
+        <w:t>I det avverkningsanmälda skogsområdet har 13 naturvårdsarter varav 9 rödlistade arter sina livsmiljöer och växtplatser.</w:t>
       </w:r>
     </w:p>
     <w:p>
@@ -790,72 +823,17 @@
         <w:pStyle w:val="Heading1"/>
       </w:pPr>
       <w:r>
-        <w:t>Knärot – ekologi samt krav på livsmiljön</w:t>
+        <w:t>Järpe – ekologi samt krav på livsmiljön</w:t>
       </w:r>
     </w:p>
     <w:p>
       <w:r>
-        <w:t>Knärot är fridlyst enligt 8 och 15 §§ artskyddsförordningen och klassad som sårbar (VU) enligt rödlistan 2020. Knärot är beroende av hög och jämn luftfuktighet i gamla, ostörda skogsmiljöer och är känslig för snabba förändringar av ljus-/vindförhållanden eller uttorkning. På grund av ett alltför intensivt skogsbruk har den minskat med 40 (25–50) % under de senaste 60 åren och i framtiden bedöms minskningstakten uppgå till 30 (20–40) %. Till följd av att arten har en dokumenterat högre minskningstakt i förhållande till sin generationstid än vad som tidigare varit känt (data från Riksskogstaxeringen) höjdes den till hotkategori sårbar (VU) i rödlistan 2020 (SLU Artdatabanken, 2024).</w:t>
+        <w:t>Järpe är rödlistad som nära hotad (NT), fridlyst enligt 4§ Artskyddsförordningen och prioriterad art i Skogsvårdslagen. Järpen, som minskat med 25 (10–40) % under de senaste 12 åren, har sina livsmiljöer i tät barrskog med inblandning av lövträd och en väl utvecklad flerskiktad struktur med bärris och yngre eller undertryckta, täta granar i ett lägre skikt, ofta utmed bäckar och åar inne i den skyddande granskogen.</w:t>
       </w:r>
     </w:p>
     <w:p>
       <w:r>
-        <w:t>En analys av 79 floraväktarlokaler åren 1990–2015 vilka återbesökts under 2020–2024 visade på en tydlig negativ påverkan på knärotsförekomster från större hyggen i närområdet (inom 150–200 m) vilket indikerar att kanteffekter har en stor påverkan på populationerna. Resultaten bekräftar knärotens känslighet för kanteffekter och visar vikten av att skydda större skogsbestånd för att bevara arten. Om det blir höga andelar (&gt;30%) hyggen inom 200 meter från en knärotsförekomst så ökar risken för att en knärotspopulation dör ut och det verkar det behövas någonstans mellan 100 och 150 meters skyddszon för att bevara arten på lång sikt (Sebestyén &amp; Sundberg, 2025).</w:t>
-      </w:r>
-    </w:p>
-    <w:p>
-      <w:r>
-        <w:t xml:space="preserve">Samuel Johnsons doktorsavhandling </w:t>
-      </w:r>
-      <w:r>
-        <w:rPr>
-          <w:i/>
-        </w:rPr>
-        <w:t>“Retention Forestry as a Conservation Measure for Boreal Forest Ground Vegetation”</w:t>
-      </w:r>
-      <w:r>
-        <w:t xml:space="preserve"> (SLU, Uppsala 2014) visar att det krävs väl tilltagna skyddszoner för att knärotens växtplatser inte ska ta skada av skogsbruksåtgärder i intilliggande områden: </w:t>
-      </w:r>
-      <w:r>
-        <w:rPr>
-          <w:i/>
-        </w:rPr>
-        <w:t xml:space="preserve">“Study III shows that retention patches smaller than 0.5 ha do not lifeboat the sensitive forest herb G. repens, a species that depend on stable microclimatic conditions typical for intact forest stands.” </w:t>
-      </w:r>
-      <w:r>
-        <w:t xml:space="preserve">Vidare </w:t>
-      </w:r>
-      <w:r>
-        <w:rPr>
-          <w:i/>
-        </w:rPr>
-        <w:t>“More sensitive forest species are not lifeboated in retention patches ranging from 0.05 to 0.5 ha (Papers II &amp; III).”</w:t>
-      </w:r>
-    </w:p>
-    <w:p>
-      <w:r>
-        <w:t xml:space="preserve">Johnsons (2014) rekommendation på minst 50 meters breda skyddszoner runt knärotens växtplatser motsvarar en areal på 0,78 hektar, vilket ligger i linje med andra studier som gjorts på känsliga skogsarter: </w:t>
-      </w:r>
-      <w:r>
-        <w:rPr>
-          <w:i/>
-        </w:rPr>
-        <w:t>“In study III I also show that translocated specimens of G. repens survives well in mature forests at least 50 m from the nearest edge to an open area. Moreover, measures of temperature and humidity show that such distances from an open area is far enough to offer a microclimate that is more stable compared to what present in retention patches of around 0.1 ha. This means that the very centre of a circular patch with radius 50 m (equals a size of 0.78 ha) should offer conditions similar to interior forest and would perhaps be a suitable habitat for G. repens and similar species. Previous studies from both North America and Sweden have also concluded that patches between 0.5 and one ha are sufficient for preserving interior forest vegetation as well as sensitive lichens and bryophytes (de Graaf &amp; Roberts 2009; Halpern et al. 2012; Rudolphi et al. 2014).”</w:t>
-      </w:r>
-    </w:p>
-    <w:p>
-      <w:r>
-        <w:t>En nyligen publicerad vetenskaplig uppsats av Koelmeijer m.fl. (2022) inkluderar orkidén knärots skyddsbehov. I uppsatsen berörs problemet med uttorkning för växter, bl.a. för knärot, ett problem som blivit accentuerat på grund av den pågående klimatförändringen och torra somrar, t.ex. den exceptionellt torra sommaren 2018. I uppsatsen undersöks områden med tre olika avstånd från kalhyggeskant med avseende på skydd bl.a. för knärot. Det första området har avstånd upp till 20 m från hyggeskant (Strong edge effect), det andra 20–40 m från hyggeskant (Weak edge effect) och det tredje avser större avstånd från hyggeskant, där kanteffekten anses vara försumbar (Interior). Ett resultat var att man fann stor eller mycket stor uttorkningseffekt på känsliga och rödlistade skogsarter vid de kortare avstånden till hyggeskant, medan effekt av uttorkning inte konstaterades på större avstånd (Interior). För orkidén knärot fann man en rik förekomst (upp till 0,06 dm2/m2) på stort avstånd från hyggeskant (Interior), medan förekomsten var liten eller närmast försumbar i de områden som klassificerades som Weak edge effect respektive Strong edge effect. Arbetet påpekar att de allt oftare förekommande torra somrarna ger ytterligare skäl att utöka skyddsavståndet från hyggen till den fuktkrävande arten knärot (Koelmeijer m.fl., 2022).</w:t>
-      </w:r>
-    </w:p>
-    <w:p>
-      <w:r>
-        <w:t>Även Skogsstyrelsens egen vägledning för hänsyn till knärot ligger i linje med ovanstående forskningsstudier. Av vägledningen framgår det att för med hög sannolikhet kunna bevara befintliga förekomster krävs relativt stora avsättningar av uppvuxen skog med slutet och relativt tätt kronskikt. Som riktlinje kan krävas ett avstånd på 50 meter in från brynet för att vidmakthålla ett fungerande mikroklimat. Detta innebär att fristående hänsynsytor för många arter (kärlväxter, lavar och mossor) kan behöva ha en area överstigande 0,8 hektar (cirkelyta med radien 50 meter = 0,78 hektar) för att bibehålla lokalklimatet. Även ganska små förändringar i form av förändrade ljus- och fuktighetsförhållanden, till exempel till följd av gallring, kan leda till att arten försvinner till följd av konkurrens med mera ljuskrävande och snabbväxande arter (Skogsstyrelsen, 2022).</w:t>
-      </w:r>
-    </w:p>
-    <w:p>
-      <w:r>
-        <w:t>Vid tillämpning av försiktighetsprincipen enligt 2 kap. 3 § miljöbalken bör sålunda 100–150 meters skyddszon lämnas runt knärotens växtplatser.</w:t>
+        <w:t>Arten behöver lämpliga skogsbestånd om sammanlagt minst 25 hektar. Den är mycket stationär inom sitt revir och när ett par etablerat sig stannar de så länge miljön är intakt. Den undviker öppen mark och förﬂyttar sig sällan över större öppna myrar eller åkermark, och är därför känslig för fragmentering. Järpen överlever inte om dess livsmiljö kalavverkas och är även känslig för röjning, gallring och avverkning där unga granar och lövträd inte sparas i tillräcklig omfattning (SLU Artdatabanken, 2022).</w:t>
       </w:r>
     </w:p>
     <w:p>
@@ -863,110 +841,12 @@
         <w:pStyle w:val="Heading2"/>
       </w:pPr>
       <w:r>
-        <w:t>Referenser – knärot</w:t>
+        <w:t>Referenser – järpe</w:t>
       </w:r>
     </w:p>
     <w:p>
       <w:r>
-        <w:t xml:space="preserve">de Graaf M &amp; Roberts M.R., 2009. </w:t>
-      </w:r>
-      <w:r>
-        <w:rPr>
-          <w:i/>
-        </w:rPr>
-        <w:t xml:space="preserve">Short-term response of the herbaceous layer within leave patches after harvest. </w:t>
-      </w:r>
-      <w:r>
-        <w:t>Forest Ecology and Management 257, 1014–1025</w:t>
-      </w:r>
-    </w:p>
-    <w:p>
-      <w:r>
-        <w:t xml:space="preserve">Halpern, C. B., Halaj, J., Evans, S. A., &amp; Dovciak, M., 2012. </w:t>
-      </w:r>
-      <w:r>
-        <w:rPr>
-          <w:i/>
-        </w:rPr>
-        <w:t xml:space="preserve">Level and pattern of overstory retention interact to shape long-term responses of understories to timber harvest. </w:t>
-      </w:r>
-      <w:r>
-        <w:t>Ecological Applications, 22, 2049–2064</w:t>
-      </w:r>
-    </w:p>
-    <w:p>
-      <w:r>
-        <w:t xml:space="preserve">Johnson, S., 2014. </w:t>
-      </w:r>
-      <w:r>
-        <w:rPr>
-          <w:i/>
-        </w:rPr>
-        <w:t>Retention Forestry as a Conservation Measure for Boreal Forest Ground Vegetation</w:t>
-      </w:r>
-      <w:r>
-        <w:t>. Doktorsavhandling, SLU, Uppsala</w:t>
-      </w:r>
-    </w:p>
-    <w:p>
-      <w:r>
-        <w:t xml:space="preserve">Koelmeijer, I. A., Ehrlén, J., Jönsson, M., De Frenne, P., Berg, P., Andersson, J., Weibull, H. &amp; Hylander, N. 2022. </w:t>
-      </w:r>
-      <w:r>
-        <w:rPr>
-          <w:i/>
-        </w:rPr>
-        <w:t xml:space="preserve">Interactive effects of drought and edge exposure on old-growth forest understory species. </w:t>
-      </w:r>
-      <w:r>
-        <w:t>Landscape Ecology, 37, sid 1839–1853</w:t>
-      </w:r>
-    </w:p>
-    <w:p>
-      <w:r>
-        <w:t xml:space="preserve">Rudolphi, J., Jönsson, M. T., &amp; Gustafsson, L., 2014. </w:t>
-      </w:r>
-      <w:r>
-        <w:rPr>
-          <w:i/>
-        </w:rPr>
-        <w:t xml:space="preserve">Biological legacies buffer local species extinction after logging. </w:t>
-      </w:r>
-      <w:r>
-        <w:t>Journal of Applied Ecology. 51, 53–62.</w:t>
-      </w:r>
-    </w:p>
-    <w:p>
-      <w:r>
-        <w:t xml:space="preserve">Sebestyén, L. och Sundberg, S. 2025.  </w:t>
-      </w:r>
-      <w:r>
-        <w:rPr>
-          <w:i/>
-        </w:rPr>
-        <w:t>Påverkan på knärotslokaler från hyggen i närheten.</w:t>
-      </w:r>
-      <w:r>
-        <w:t xml:space="preserve"> DAPHNE 36:1 2025. Botaniska Sällskapet i Stockholm</w:t>
-      </w:r>
-    </w:p>
-    <w:p>
-      <w:r>
-        <w:t xml:space="preserve">Skogsstyrelsen, 2022. </w:t>
-      </w:r>
-      <w:r>
-        <w:rPr>
-          <w:i/>
-        </w:rPr>
-        <w:t xml:space="preserve">Vägledning för hänsyn till knärot. </w:t>
-      </w:r>
-      <w:r>
-        <w:t>https://www.skogsstyrelsen.se/lag-och-tillsyn/artskydd/vagledningar-och-kunskapsstod-artskydd/vagledning-for-hansyn-till-knarot/</w:t>
-      </w:r>
-    </w:p>
-    <w:p>
-      <w:r>
-        <w:t xml:space="preserve">SLU Artdatabanken, 2024. </w:t>
+        <w:t xml:space="preserve">SLU Artdatabanken, 2022. </w:t>
       </w:r>
       <w:r>
         <w:rPr>
@@ -983,62 +863,72 @@
         <w:pStyle w:val="Heading1"/>
       </w:pPr>
       <w:r>
-        <w:t>Lunglav – ekologi samt krav på livsmiljön</w:t>
+        <w:t>Knärot – ekologi samt krav på livsmiljön</w:t>
       </w:r>
     </w:p>
     <w:p>
       <w:r>
-        <w:t>Lunglav (NT) är en av vårt lands främsta signalarter som överallt indikerar gamla lövträd, skogsbestånd med höga naturvärden och ekosystem med lång skoglig kontinuitet. Lokalt kan förekomsten vara mycket riklig men den hittas nästan enbart i gamla och ej slutavverkade skogar. Artens samtliga förekomster bör uppmärksammas från naturvårdssynpunkt, då många lokaler även hyser andra ovanliga och rödlistade arter. Rikliga förekomster bör skyddas med biotopskydd, frivilliga avsättningar eller reservat (SLU Artdatabanken, 2024; Nitare &amp; Skogsstyrelsen, 2019).</w:t>
+        <w:t>Knärot är fridlyst enligt 8 och 15 §§ artskyddsförordningen och klassad som sårbar (VU) enligt rödlistan 2020. Knärot är beroende av hög och jämn luftfuktighet i gamla, ostörda skogsmiljöer och är känslig för snabba förändringar av ljus-/vindförhållanden eller uttorkning. På grund av ett alltför intensivt skogsbruk har den minskat med 40 (25–50) % under de senaste 60 åren och i framtiden bedöms minskningstakten uppgå till 30 (20–40) %. Till följd av att arten har en dokumenterat högre minskningstakt i förhållande till sin generationstid än vad som tidigare varit känt (data från Riksskogstaxeringen) höjdes den till hotkategori sårbar (VU) i rödlistan 2020 (SLU Artdatabanken, 2024).</w:t>
       </w:r>
     </w:p>
     <w:p>
       <w:r>
-        <w:t xml:space="preserve">På lunglav kan man sällsynt finna små svarta skivlika bildningar som liknar apothecier men som är en parasitisk svamp, Lunglavsknapp </w:t>
+        <w:t>En analys av 79 floraväktarlokaler åren 1990–2015 vilka återbesökts under 2020–2024 visade på en tydlig negativ påverkan på knärotsförekomster från större hyggen i närområdet (inom 150–200 m) vilket indikerar att kanteffekter har en stor påverkan på populationerna. Resultaten bekräftar knärotens känslighet för kanteffekter och visar vikten av att skydda större skogsbestånd för att bevara arten. Om det blir höga andelar (&gt;30%) hyggen inom 200 meter från en knärotsförekomst så ökar risken för att en knärotspopulation dör ut och det verkar det behövas någonstans mellan 100 och 150 meters skyddszon för att bevara arten på lång sikt (Sebestyén &amp; Sundberg, 2025).</w:t>
+      </w:r>
+    </w:p>
+    <w:p>
+      <w:r>
+        <w:t xml:space="preserve">Samuel Johnsons doktorsavhandling </w:t>
       </w:r>
       <w:r>
         <w:rPr>
           <w:i/>
         </w:rPr>
-        <w:t>Plectocarpon lichenum</w:t>
-      </w:r>
-      <w:r>
-        <w:t xml:space="preserve"> (VU). Det finns ytterligare ett antal parasiter vilka bara förekommer på lunglav: Skrovelmössing </w:t>
+        <w:t>“Retention Forestry as a Conservation Measure for Boreal Forest Ground Vegetation”</w:t>
+      </w:r>
+      <w:r>
+        <w:t xml:space="preserve"> (SLU, Uppsala 2014) visar att det krävs väl tilltagna skyddszoner för att knärotens växtplatser inte ska ta skada av skogsbruksåtgärder i intilliggande områden: </w:t>
       </w:r>
       <w:r>
         <w:rPr>
           <w:i/>
         </w:rPr>
-        <w:t>Dactylospora lobariella</w:t>
-      </w:r>
-      <w:r>
-        <w:t xml:space="preserve"> (rödlistad som Kunskapsbrist DD) och Lunglavshårprick </w:t>
+        <w:t xml:space="preserve">“Study III shows that retention patches smaller than 0.5 ha do not lifeboat the sensitive forest herb G. repens, a species that depend on stable microclimatic conditions typical for intact forest stands.” </w:t>
+      </w:r>
+      <w:r>
+        <w:t xml:space="preserve">Vidare </w:t>
       </w:r>
       <w:r>
         <w:rPr>
           <w:i/>
         </w:rPr>
-        <w:t>Niesslia lobariae</w:t>
-      </w:r>
-      <w:r>
-        <w:t xml:space="preserve"> (rödlistad som Kunskapsbrist DD). Skrovelmössing (DD) har små svarta apothecier och bruna, 1-septerade sporer och Lunglavshårprick (DD) har brunhåriga perithecier och färglösa, 1-septerade sporer. Nyligen har ytterligare två lavparasiter påträffats i Sverige som växer på lunglav: </w:t>
+        <w:t>“More sensitive forest species are not lifeboated in retention patches ranging from 0.05 to 0.5 ha (Papers II &amp; III).”</w:t>
+      </w:r>
+    </w:p>
+    <w:p>
+      <w:r>
+        <w:t xml:space="preserve">Johnsons (2014) rekommendation på minst 50 meters breda skyddszoner runt knärotens växtplatser motsvarar en areal på 0,78 hektar, vilket ligger i linje med andra studier som gjorts på känsliga skogsarter: </w:t>
       </w:r>
       <w:r>
         <w:rPr>
           <w:i/>
         </w:rPr>
-        <w:t>Calycina alstrupii</w:t>
-      </w:r>
-      <w:r>
-        <w:t xml:space="preserve"> (NA) och </w:t>
-      </w:r>
-      <w:r>
-        <w:rPr>
-          <w:i/>
-        </w:rPr>
-        <w:t>Chalara lobariae</w:t>
-      </w:r>
-      <w:r>
-        <w:t xml:space="preserve"> (NA) (SLU Artdatabanken, 2025; SLU Artdatabanken, 2024; Nitare &amp; Skogsstyrelsen, 2019).</w:t>
+        <w:t>“In study III I also show that translocated specimens of G. repens survives well in mature forests at least 50 m from the nearest edge to an open area. Moreover, measures of temperature and humidity show that such distances from an open area is far enough to offer a microclimate that is more stable compared to what present in retention patches of around 0.1 ha. This means that the very centre of a circular patch with radius 50 m (equals a size of 0.78 ha) should offer conditions similar to interior forest and would perhaps be a suitable habitat for G. repens and similar species. Previous studies from both North America and Sweden have also concluded that patches between 0.5 and one ha are sufficient for preserving interior forest vegetation as well as sensitive lichens and bryophytes (de Graaf &amp; Roberts 2009; Halpern et al. 2012; Rudolphi et al. 2014).”</w:t>
+      </w:r>
+    </w:p>
+    <w:p>
+      <w:r>
+        <w:t>En nyligen publicerad vetenskaplig uppsats av Koelmeijer m.fl. (2022) inkluderar orkidén knärots skyddsbehov. I uppsatsen berörs problemet med uttorkning för växter, bl.a. för knärot, ett problem som blivit accentuerat på grund av den pågående klimatförändringen och torra somrar, t.ex. den exceptionellt torra sommaren 2018. I uppsatsen undersöks områden med tre olika avstånd från kalhyggeskant med avseende på skydd bl.a. för knärot. Det första området har avstånd upp till 20 m från hyggeskant (Strong edge effect), det andra 20–40 m från hyggeskant (Weak edge effect) och det tredje avser större avstånd från hyggeskant, där kanteffekten anses vara försumbar (Interior). Ett resultat var att man fann stor eller mycket stor uttorkningseffekt på känsliga och rödlistade skogsarter vid de kortare avstånden till hyggeskant, medan effekt av uttorkning inte konstaterades på större avstånd (Interior). För orkidén knärot fann man en rik förekomst (upp till 0,06 dm2/m2) på stort avstånd från hyggeskant (Interior), medan förekomsten var liten eller närmast försumbar i de områden som klassificerades som Weak edge effect respektive Strong edge effect. Arbetet påpekar att de allt oftare förekommande torra somrarna ger ytterligare skäl att utöka skyddsavståndet från hyggen till den fuktkrävande arten knärot (Koelmeijer m.fl., 2022).</w:t>
+      </w:r>
+    </w:p>
+    <w:p>
+      <w:r>
+        <w:t>Även Skogsstyrelsens egen vägledning för hänsyn till knärot ligger i linje med ovanstående forskningsstudier. Av vägledningen framgår det att för med hög sannolikhet kunna bevara befintliga förekomster krävs relativt stora avsättningar av uppvuxen skog med slutet och relativt tätt kronskikt. Som riktlinje kan krävas ett avstånd på 50 meter in från brynet för att vidmakthålla ett fungerande mikroklimat. Detta innebär att fristående hänsynsytor för många arter (kärlväxter, lavar och mossor) kan behöva ha en area överstigande 0,8 hektar (cirkelyta med radien 50 meter = 0,78 hektar) för att bibehålla lokalklimatet. Även ganska små förändringar i form av förändrade ljus- och fuktighetsförhållanden, till exempel till följd av gallring, kan leda till att arten försvinner till följd av konkurrens med mera ljuskrävande och snabbväxande arter (Skogsstyrelsen, 2022).</w:t>
+      </w:r>
+    </w:p>
+    <w:p>
+      <w:r>
+        <w:t>Vid tillämpning av försiktighetsprincipen enligt 2 kap. 3 § miljöbalken bör sålunda 100–150 meters skyddszon lämnas runt knärotens växtplatser.</w:t>
       </w:r>
     </w:p>
     <w:p>
@@ -1046,6 +936,266 @@
         <w:pStyle w:val="Heading2"/>
       </w:pPr>
       <w:r>
+        <w:t>Referenser – knärot</w:t>
+      </w:r>
+    </w:p>
+    <w:p>
+      <w:r>
+        <w:t xml:space="preserve">de Graaf M &amp; Roberts M.R., 2009. </w:t>
+      </w:r>
+      <w:r>
+        <w:rPr>
+          <w:i/>
+        </w:rPr>
+        <w:t xml:space="preserve">Short-term response of the herbaceous layer within leave patches after harvest. </w:t>
+      </w:r>
+      <w:r>
+        <w:t>Forest Ecology and Management 257, 1014–1025</w:t>
+      </w:r>
+    </w:p>
+    <w:p>
+      <w:r>
+        <w:t xml:space="preserve">Halpern, C. B., Halaj, J., Evans, S. A., &amp; Dovciak, M., 2012. </w:t>
+      </w:r>
+      <w:r>
+        <w:rPr>
+          <w:i/>
+        </w:rPr>
+        <w:t xml:space="preserve">Level and pattern of overstory retention interact to shape long-term responses of understories to timber harvest. </w:t>
+      </w:r>
+      <w:r>
+        <w:t>Ecological Applications, 22, 2049–2064</w:t>
+      </w:r>
+    </w:p>
+    <w:p>
+      <w:r>
+        <w:t xml:space="preserve">Johnson, S., 2014. </w:t>
+      </w:r>
+      <w:r>
+        <w:rPr>
+          <w:i/>
+        </w:rPr>
+        <w:t>Retention Forestry as a Conservation Measure for Boreal Forest Ground Vegetation</w:t>
+      </w:r>
+      <w:r>
+        <w:t>. Doktorsavhandling, SLU, Uppsala</w:t>
+      </w:r>
+    </w:p>
+    <w:p>
+      <w:r>
+        <w:t xml:space="preserve">Koelmeijer, I. A., Ehrlén, J., Jönsson, M., De Frenne, P., Berg, P., Andersson, J., Weibull, H. &amp; Hylander, N. 2022. </w:t>
+      </w:r>
+      <w:r>
+        <w:rPr>
+          <w:i/>
+        </w:rPr>
+        <w:t xml:space="preserve">Interactive effects of drought and edge exposure on old-growth forest understory species. </w:t>
+      </w:r>
+      <w:r>
+        <w:t>Landscape Ecology, 37, sid 1839–1853</w:t>
+      </w:r>
+    </w:p>
+    <w:p>
+      <w:r>
+        <w:t xml:space="preserve">Rudolphi, J., Jönsson, M. T., &amp; Gustafsson, L., 2014. </w:t>
+      </w:r>
+      <w:r>
+        <w:rPr>
+          <w:i/>
+        </w:rPr>
+        <w:t xml:space="preserve">Biological legacies buffer local species extinction after logging. </w:t>
+      </w:r>
+      <w:r>
+        <w:t>Journal of Applied Ecology. 51, 53–62.</w:t>
+      </w:r>
+    </w:p>
+    <w:p>
+      <w:r>
+        <w:t xml:space="preserve">Sebestyén, L. och Sundberg, S. 2025.  </w:t>
+      </w:r>
+      <w:r>
+        <w:rPr>
+          <w:i/>
+        </w:rPr>
+        <w:t>Påverkan på knärotslokaler från hyggen i närheten.</w:t>
+      </w:r>
+      <w:r>
+        <w:t xml:space="preserve"> DAPHNE 36:1 2025. Botaniska Sällskapet i Stockholm</w:t>
+      </w:r>
+    </w:p>
+    <w:p>
+      <w:r>
+        <w:t xml:space="preserve">Skogsstyrelsen, 2022. </w:t>
+      </w:r>
+      <w:r>
+        <w:rPr>
+          <w:i/>
+        </w:rPr>
+        <w:t xml:space="preserve">Vägledning för hänsyn till knärot. </w:t>
+      </w:r>
+      <w:r>
+        <w:t>https://www.skogsstyrelsen.se/lag-och-tillsyn/artskydd/vagledningar-och-kunskapsstod-artskydd/vagledning-for-hansyn-till-knarot/</w:t>
+      </w:r>
+    </w:p>
+    <w:p>
+      <w:r>
+        <w:t xml:space="preserve">SLU Artdatabanken, 2024. </w:t>
+      </w:r>
+      <w:r>
+        <w:rPr>
+          <w:i/>
+        </w:rPr>
+        <w:t xml:space="preserve">Artfaktablad. Naturvård – artfakta. </w:t>
+      </w:r>
+      <w:r>
+        <w:t>SLU Artdatabanken, Uppsala</w:t>
+      </w:r>
+    </w:p>
+    <w:p>
+      <w:pPr>
+        <w:pStyle w:val="Heading1"/>
+      </w:pPr>
+      <w:r>
+        <w:t>Lavskrika – ekologi samt krav på livsmiljön</w:t>
+      </w:r>
+    </w:p>
+    <w:p>
+      <w:r>
+        <w:t>Lavskrikan är fridlyst enligt 4 § artskyddsförordningen (2007:845) och ingår i förteckningen över prioriterade arter i Skogsstyrelsens föreskrifter och allmänna råd (SKSFS 2011:7) bilaga 4.</w:t>
+      </w:r>
+    </w:p>
+    <w:p>
+      <w:r>
+        <w:t xml:space="preserve">I Skogsstyrelsens vägledning för hänsyn till fåglar står bland annat att: </w:t>
+      </w:r>
+      <w:r>
+        <w:rPr>
+          <w:i/>
+        </w:rPr>
+        <w:t>“Reviren är livslånga med hemområden som varierar mellan 50 och 150 ha. Hemområdena har inga fasta gränser utan det handlar mera om de yttre gränserna för familjegruppernas rörelser. Lavskrikan undviker att förflytta sig över stora öppna områden och hemområdesstorleken är därför större i områden fragmenterade av hyggen och yngre skog än i områden med i sammanhängande äldre skog. Det finns studier som antyder att det inom ett revir bör finnas maximalt 15 % öppna ytor och ungskog. Inom ett revir av hög kvalitet finns det som regel ett eller flera kärnområden (1–20 ha) med relativt tät flerskiktad granskog.”</w:t>
+      </w:r>
+      <w:r>
+        <w:t xml:space="preserve"> Vidare att: </w:t>
+      </w:r>
+      <w:r>
+        <w:rPr>
+          <w:i/>
+        </w:rPr>
+        <w:t>“Arten missgynnas när flerskiktad skog omförs till enskiktade bestånd. Även skogsskötsel med återkommande röjning och hård gallring är starkt negativt. Lavskrikan har relativt stora hemområden och försvinner när den äldre skogen fragmenteras, särskilt allvarligt är när kärnområdena avverkas.”</w:t>
+      </w:r>
+      <w:r>
+        <w:t xml:space="preserve"> (Skogsstyrelsen 2016).</w:t>
+      </w:r>
+    </w:p>
+    <w:p>
+      <w:r>
+        <w:t>Populationen har minskat med 20–40 % de senaste 30 åren, men i Svensk Fågeltaxerings standardrutter varierar antalet kraftigt och ingen minskning kan skönjas de senaste 18 åren. Arten försvinner successivt framför allt vid dess utbredningsgränser (SLU Artdatabanken, 2022).</w:t>
+      </w:r>
+    </w:p>
+    <w:p>
+      <w:pPr>
+        <w:pStyle w:val="Heading2"/>
+      </w:pPr>
+      <w:r>
+        <w:t>Referenser – lavskrika</w:t>
+      </w:r>
+    </w:p>
+    <w:p>
+      <w:r>
+        <w:t xml:space="preserve">Skogsstyrelsen, 2016. </w:t>
+      </w:r>
+      <w:r>
+        <w:rPr>
+          <w:i/>
+        </w:rPr>
+        <w:t xml:space="preserve">Vägledning för hänsyn till fåglar – lavskrika. </w:t>
+      </w:r>
+      <w:r>
+        <w:t>https://www.skogsstyrelsen.se/globalassets/lag-och-tillsyn/artskydd/vagledningar-for-hansyn-till-faglar/lavskrika-vagledning-hansyn.pdf</w:t>
+      </w:r>
+    </w:p>
+    <w:p>
+      <w:r>
+        <w:t xml:space="preserve">SLU Artdatabanken, 2021. </w:t>
+      </w:r>
+      <w:r>
+        <w:rPr>
+          <w:i/>
+        </w:rPr>
+        <w:t xml:space="preserve">Artfaktablad. Naturvård – artfakta. </w:t>
+      </w:r>
+      <w:r>
+        <w:t>SLU Artdatabanken, Uppsala</w:t>
+      </w:r>
+    </w:p>
+    <w:p>
+      <w:pPr>
+        <w:pStyle w:val="Heading1"/>
+      </w:pPr>
+      <w:r>
+        <w:t>Lunglav – ekologi samt krav på livsmiljön</w:t>
+      </w:r>
+    </w:p>
+    <w:p>
+      <w:r>
+        <w:t>Lunglav (NT) är en av vårt lands främsta signalarter som överallt indikerar gamla lövträd, skogsbestånd med höga naturvärden och ekosystem med lång skoglig kontinuitet. Lokalt kan förekomsten vara mycket riklig men den hittas nästan enbart i gamla och ej slutavverkade skogar. Artens samtliga förekomster bör uppmärksammas från naturvårdssynpunkt, då många lokaler även hyser andra ovanliga och rödlistade arter. Rikliga förekomster bör skyddas med biotopskydd, frivilliga avsättningar eller reservat (SLU Artdatabanken, 2024; Nitare &amp; Skogsstyrelsen, 2019).</w:t>
+      </w:r>
+    </w:p>
+    <w:p>
+      <w:r>
+        <w:t xml:space="preserve">På lunglav kan man sällsynt finna små svarta skivlika bildningar som liknar apothecier men som är en parasitisk svamp, Lunglavsknapp </w:t>
+      </w:r>
+      <w:r>
+        <w:rPr>
+          <w:i/>
+        </w:rPr>
+        <w:t>Plectocarpon lichenum</w:t>
+      </w:r>
+      <w:r>
+        <w:t xml:space="preserve"> (VU). Det finns ytterligare ett antal parasiter vilka bara förekommer på lunglav: Skrovelmössing </w:t>
+      </w:r>
+      <w:r>
+        <w:rPr>
+          <w:i/>
+        </w:rPr>
+        <w:t>Dactylospora lobariella</w:t>
+      </w:r>
+      <w:r>
+        <w:t xml:space="preserve"> (rödlistad som Kunskapsbrist DD) och Lunglavshårprick </w:t>
+      </w:r>
+      <w:r>
+        <w:rPr>
+          <w:i/>
+        </w:rPr>
+        <w:t>Niesslia lobariae</w:t>
+      </w:r>
+      <w:r>
+        <w:t xml:space="preserve"> (rödlistad som Kunskapsbrist DD). Skrovelmössing (DD) har små svarta apothecier och bruna, 1-septerade sporer och Lunglavshårprick (DD) har brunhåriga perithecier och färglösa, 1-septerade sporer. Nyligen har ytterligare två lavparasiter påträffats i Sverige som växer på lunglav: </w:t>
+      </w:r>
+      <w:r>
+        <w:rPr>
+          <w:i/>
+        </w:rPr>
+        <w:t>Calycina alstrupii</w:t>
+      </w:r>
+      <w:r>
+        <w:t xml:space="preserve"> (NA) och </w:t>
+      </w:r>
+      <w:r>
+        <w:rPr>
+          <w:i/>
+        </w:rPr>
+        <w:t>Chalara lobariae</w:t>
+      </w:r>
+      <w:r>
+        <w:t xml:space="preserve"> (NA) (SLU Artdatabanken, 2025; SLU Artdatabanken, 2024; Nitare &amp; Skogsstyrelsen, 2019).</w:t>
+      </w:r>
+    </w:p>
+    <w:p>
+      <w:pPr>
+        <w:pStyle w:val="Heading2"/>
+      </w:pPr>
+      <w:r>
         <w:t>Referenser – lunglav</w:t>
       </w:r>
     </w:p>
@@ -1089,6 +1239,46 @@
       </w:r>
       <w:r>
         <w:t>https://www.slu.se/artdatabanken/arter-och-natur/artiklar/over-20-nya-lavparasiter-for-sverige/</w:t>
+      </w:r>
+    </w:p>
+    <w:p>
+      <w:pPr>
+        <w:pStyle w:val="Heading1"/>
+      </w:pPr>
+      <w:r>
+        <w:t>Spillkråka – ekologi samt krav på livsmiljön</w:t>
+      </w:r>
+    </w:p>
+    <w:p>
+      <w:r>
+        <w:t>Spillkråka (NT) är rödlistad som nära hotad, fridlyst enligt §4 Artskyddsförordningen och ingår i bilaga 1 i EU:s fågeldirektiv. Spillkråka lever i både barr- och blandskog liksom i ren lövskog. De tätaste populationerna tenderar att finnas i äldre, variationsrik blandskog med gott om död ved och gamla träd.</w:t>
+      </w:r>
+    </w:p>
+    <w:p>
+      <w:r>
+        <w:t>Varje par utnyttjar 400–1000 hektar skog beroende på skogens kvalitet. En minskning av populationen pågår på grund av minskad tillgång på lämpliga bo- och födoträd och minskad födotillgång. Spillkråkans minskningstakt har uppgått till 19 (24–10) % under de senaste 15 åren. Minskningstakten för den svenska populationen bedöms vara nära gränsvärdet för Sårbar (VU) (A2bc). Skogsbruk med korta omloppstider och täta, homogena ungskogar utgör det största hotet (Artdatabanken 2023).</w:t>
+      </w:r>
+    </w:p>
+    <w:p>
+      <w:pPr>
+        <w:pStyle w:val="Heading2"/>
+      </w:pPr>
+      <w:r>
+        <w:t>Referenser – spillkråka</w:t>
+      </w:r>
+    </w:p>
+    <w:p>
+      <w:r>
+        <w:t xml:space="preserve">SLU Artdatabanken, 2021. </w:t>
+      </w:r>
+      <w:r>
+        <w:rPr>
+          <w:i/>
+        </w:rPr>
+        <w:t xml:space="preserve">Artfaktablad. Naturvård – artfakta. </w:t>
+      </w:r>
+      <w:r>
+        <w:t>SLU Artdatabanken, Uppsala</w:t>
       </w:r>
     </w:p>
     <w:p>
@@ -1502,7 +1692,7 @@
     <w:r>
       <w:tab/>
       <w:tab/>
-      <w:t>2025-10-31</w:t>
+      <w:t>2025-11-01</w:t>
       <w:br/>
       <w:br/>
     </w:r>

--- a/klagomål/A 19278-2025 FSC-klagomål.docx
+++ b/klagomål/A 19278-2025 FSC-klagomål.docx
@@ -1692,7 +1692,7 @@
     <w:r>
       <w:tab/>
       <w:tab/>
-      <w:t>2025-11-01</w:t>
+      <w:t>2025-11-02</w:t>
       <w:br/>
       <w:br/>
     </w:r>

--- a/klagomål/A 19278-2025 FSC-klagomål.docx
+++ b/klagomål/A 19278-2025 FSC-klagomål.docx
@@ -1692,7 +1692,7 @@
     <w:r>
       <w:tab/>
       <w:tab/>
-      <w:t>2025-11-02</w:t>
+      <w:t>2025-11-03</w:t>
       <w:br/>
       <w:br/>
     </w:r>

--- a/klagomål/A 19278-2025 FSC-klagomål.docx
+++ b/klagomål/A 19278-2025 FSC-klagomål.docx
@@ -1692,7 +1692,7 @@
     <w:r>
       <w:tab/>
       <w:tab/>
-      <w:t>2025-11-03</w:t>
+      <w:t>2025-11-04</w:t>
       <w:br/>
       <w:br/>
     </w:r>

--- a/klagomål/A 19278-2025 FSC-klagomål.docx
+++ b/klagomål/A 19278-2025 FSC-klagomål.docx
@@ -1692,7 +1692,7 @@
     <w:r>
       <w:tab/>
       <w:tab/>
-      <w:t>2025-11-04</w:t>
+      <w:t>2025-11-05</w:t>
       <w:br/>
       <w:br/>
     </w:r>

--- a/klagomål/A 19278-2025 FSC-klagomål.docx
+++ b/klagomål/A 19278-2025 FSC-klagomål.docx
@@ -1692,7 +1692,7 @@
     <w:r>
       <w:tab/>
       <w:tab/>
-      <w:t>2025-11-05</w:t>
+      <w:t>2025-11-06</w:t>
       <w:br/>
       <w:br/>
     </w:r>

--- a/klagomål/A 19278-2025 FSC-klagomål.docx
+++ b/klagomål/A 19278-2025 FSC-klagomål.docx
@@ -1692,7 +1692,7 @@
     <w:r>
       <w:tab/>
       <w:tab/>
-      <w:t>2025-11-06</w:t>
+      <w:t>2025-11-07</w:t>
       <w:br/>
       <w:br/>
     </w:r>

--- a/klagomål/A 19278-2025 FSC-klagomål.docx
+++ b/klagomål/A 19278-2025 FSC-klagomål.docx
@@ -1692,7 +1692,7 @@
     <w:r>
       <w:tab/>
       <w:tab/>
-      <w:t>2025-11-07</w:t>
+      <w:t>2025-11-08</w:t>
       <w:br/>
       <w:br/>
     </w:r>

--- a/klagomål/A 19278-2025 FSC-klagomål.docx
+++ b/klagomål/A 19278-2025 FSC-klagomål.docx
@@ -1692,7 +1692,7 @@
     <w:r>
       <w:tab/>
       <w:tab/>
-      <w:t>2025-11-08</w:t>
+      <w:t>2025-11-09</w:t>
       <w:br/>
       <w:br/>
     </w:r>

--- a/klagomål/A 19278-2025 FSC-klagomål.docx
+++ b/klagomål/A 19278-2025 FSC-klagomål.docx
@@ -1692,7 +1692,7 @@
     <w:r>
       <w:tab/>
       <w:tab/>
-      <w:t>2025-11-09</w:t>
+      <w:t>2025-11-10</w:t>
       <w:br/>
       <w:br/>
     </w:r>

--- a/klagomål/A 19278-2025 FSC-klagomål.docx
+++ b/klagomål/A 19278-2025 FSC-klagomål.docx
@@ -1692,7 +1692,7 @@
     <w:r>
       <w:tab/>
       <w:tab/>
-      <w:t>2025-11-10</w:t>
+      <w:t>2025-11-11</w:t>
       <w:br/>
       <w:br/>
     </w:r>

--- a/klagomål/A 19278-2025 FSC-klagomål.docx
+++ b/klagomål/A 19278-2025 FSC-klagomål.docx
@@ -1692,7 +1692,7 @@
     <w:r>
       <w:tab/>
       <w:tab/>
-      <w:t>2025-11-11</w:t>
+      <w:t>2025-11-12</w:t>
       <w:br/>
       <w:br/>
     </w:r>

--- a/klagomål/A 19278-2025 FSC-klagomål.docx
+++ b/klagomål/A 19278-2025 FSC-klagomål.docx
@@ -1692,7 +1692,7 @@
     <w:r>
       <w:tab/>
       <w:tab/>
-      <w:t>2025-11-12</w:t>
+      <w:t>2025-11-13</w:t>
       <w:br/>
       <w:br/>
     </w:r>

--- a/klagomål/A 19278-2025 FSC-klagomål.docx
+++ b/klagomål/A 19278-2025 FSC-klagomål.docx
@@ -1692,7 +1692,7 @@
     <w:r>
       <w:tab/>
       <w:tab/>
-      <w:t>2025-11-13</w:t>
+      <w:t>2025-11-14</w:t>
       <w:br/>
       <w:br/>
     </w:r>
